--- a/files/CV_Dehsarvi.docx
+++ b/files/CV_Dehsarvi.docx
@@ -26,8 +26,30 @@
         <w:rPr>
           <w:rFonts w:cs="Times New Roman"/>
         </w:rPr>
-        <w:t>Ludwig-Maximilians-University Munich Medical Center</w:t>
-      </w:r>
+        <w:t>Ludwig-</w:t>
+      </w:r>
+      <w:proofErr w:type="spellStart"/>
+      <w:r>
+        <w:rPr>
+          <w:rFonts w:cs="Times New Roman"/>
+        </w:rPr>
+        <w:t>Maximilians</w:t>
+      </w:r>
+      <w:proofErr w:type="spellEnd"/>
+      <w:r>
+        <w:rPr>
+          <w:rFonts w:cs="Times New Roman"/>
+        </w:rPr>
+        <w:t xml:space="preserve">-University Munich Medical </w:t>
+      </w:r>
+      <w:proofErr w:type="spellStart"/>
+      <w:r>
+        <w:rPr>
+          <w:rFonts w:cs="Times New Roman"/>
+        </w:rPr>
+        <w:t>Center</w:t>
+      </w:r>
+      <w:proofErr w:type="spellEnd"/>
       <w:r>
         <w:rPr>
           <w:rFonts w:cs="Times New Roman"/>
@@ -125,6 +147,7 @@
         <w:t xml:space="preserve">diverse biomedical companies (Chief Technology Officer at </w:t>
       </w:r>
       <w:hyperlink r:id="rId7" w:history="1">
+        <w:proofErr w:type="spellStart"/>
         <w:r>
           <w:rPr>
             <w:rStyle w:val="Hyperlink"/>
@@ -132,7 +155,17 @@
             <w:i/>
             <w:iCs/>
           </w:rPr>
-          <w:t>ClearSky Medical Diagnostics Ltd</w:t>
+          <w:t>ClearSky</w:t>
+        </w:r>
+        <w:proofErr w:type="spellEnd"/>
+        <w:r>
+          <w:rPr>
+            <w:rStyle w:val="Hyperlink"/>
+            <w:rFonts w:cs="Times New Roman"/>
+            <w:i/>
+            <w:iCs/>
+          </w:rPr>
+          <w:t xml:space="preserve"> Medical Diagnostics Ltd</w:t>
         </w:r>
         <w:r>
           <w:rPr>
@@ -342,12 +375,21 @@
         <w:t xml:space="preserve"> working with </w:t>
       </w:r>
       <w:hyperlink r:id="rId10" w:history="1">
+        <w:proofErr w:type="spellStart"/>
         <w:r>
           <w:rPr>
             <w:rStyle w:val="Hyperlink"/>
             <w:rFonts w:cs="Times New Roman"/>
           </w:rPr>
-          <w:t xml:space="preserve">Dr. </w:t>
+          <w:t>Dr.</w:t>
+        </w:r>
+        <w:proofErr w:type="spellEnd"/>
+        <w:r>
+          <w:rPr>
+            <w:rStyle w:val="Hyperlink"/>
+            <w:rFonts w:cs="Times New Roman"/>
+          </w:rPr>
+          <w:t xml:space="preserve"> </w:t>
         </w:r>
         <w:r>
           <w:rPr>
@@ -370,13 +412,23 @@
         <w:t xml:space="preserve"> </w:t>
       </w:r>
       <w:hyperlink r:id="rId11" w:history="1">
+        <w:proofErr w:type="spellStart"/>
         <w:r>
           <w:rPr>
             <w:rStyle w:val="Hyperlink"/>
             <w:rFonts w:cs="Times New Roman"/>
           </w:rPr>
-          <w:t xml:space="preserve">Dr. </w:t>
+          <w:t>Dr.</w:t>
         </w:r>
+        <w:proofErr w:type="spellEnd"/>
+        <w:r>
+          <w:rPr>
+            <w:rStyle w:val="Hyperlink"/>
+            <w:rFonts w:cs="Times New Roman"/>
+          </w:rPr>
+          <w:t xml:space="preserve"> </w:t>
+        </w:r>
+        <w:proofErr w:type="spellStart"/>
         <w:r>
           <w:rPr>
             <w:rStyle w:val="Hyperlink"/>
@@ -384,6 +436,7 @@
           </w:rPr>
           <w:t>Basu</w:t>
         </w:r>
+        <w:proofErr w:type="spellEnd"/>
       </w:hyperlink>
       <w:r>
         <w:t xml:space="preserve"> on the analysis of cognitive and multimodal brain imaging data to investigate the underlying mechanisms of rheumatoid arthritis related fatigue in the brain. </w:t>
@@ -476,20 +529,38 @@
         <w:t xml:space="preserve">Moreover, I have been involved with </w:t>
       </w:r>
       <w:hyperlink r:id="rId12" w:history="1">
+        <w:proofErr w:type="spellStart"/>
         <w:r>
           <w:rPr>
             <w:rStyle w:val="Hyperlink"/>
             <w:rFonts w:cs="Times New Roman"/>
           </w:rPr>
-          <w:t xml:space="preserve">Dr. </w:t>
+          <w:t>Dr.</w:t>
+        </w:r>
+        <w:proofErr w:type="spellEnd"/>
+        <w:r>
+          <w:rPr>
+            <w:rStyle w:val="Hyperlink"/>
+            <w:rFonts w:cs="Times New Roman"/>
+          </w:rPr>
+          <w:t xml:space="preserve"> </w:t>
         </w:r>
         <w:r>
           <w:rPr>
             <w:rStyle w:val="Hyperlink"/>
             <w:rFonts w:cs="Times New Roman"/>
           </w:rPr>
-          <w:t>de Looze</w:t>
+          <w:t xml:space="preserve">de </w:t>
         </w:r>
+        <w:proofErr w:type="spellStart"/>
+        <w:r>
+          <w:rPr>
+            <w:rStyle w:val="Hyperlink"/>
+            <w:rFonts w:cs="Times New Roman"/>
+          </w:rPr>
+          <w:t>Looze</w:t>
+        </w:r>
+        <w:proofErr w:type="spellEnd"/>
       </w:hyperlink>
       <w:r>
         <w:rPr>
@@ -585,7 +656,15 @@
         <w:t>’</w:t>
       </w:r>
       <w:r>
-        <w:t>s disease patients from healthy controls with an accuracy of 92%. I have also classified open resting state fMRI data (available on openfMRI) for participants following treatment with Modafinil versus a placebo.</w:t>
+        <w:t xml:space="preserve">s disease patients from healthy controls with an accuracy of 92%. I have also classified open resting state fMRI data (available on </w:t>
+      </w:r>
+      <w:proofErr w:type="spellStart"/>
+      <w:r>
+        <w:t>openfMRI</w:t>
+      </w:r>
+      <w:proofErr w:type="spellEnd"/>
+      <w:r>
+        <w:t>) for participants following treatment with Modafinil versus a placebo.</w:t>
       </w:r>
     </w:p>
     <w:p>
@@ -774,8 +853,37 @@
         <w:t xml:space="preserve">Simatic </w:t>
       </w:r>
       <w:r>
-        <w:t>Manager, Easyveep, Keil uVision, ORCAD, Proteus, Model Sim, Questa Sim, Xilinx Software package, ESystem, and Praat</w:t>
-      </w:r>
+        <w:t xml:space="preserve">Manager, </w:t>
+      </w:r>
+      <w:proofErr w:type="spellStart"/>
+      <w:r>
+        <w:t>Easyveep</w:t>
+      </w:r>
+      <w:proofErr w:type="spellEnd"/>
+      <w:r>
+        <w:t xml:space="preserve">, Keil </w:t>
+      </w:r>
+      <w:proofErr w:type="spellStart"/>
+      <w:r>
+        <w:t>uVision</w:t>
+      </w:r>
+      <w:proofErr w:type="spellEnd"/>
+      <w:r>
+        <w:t xml:space="preserve">, ORCAD, Proteus, Model Sim, Questa Sim, Xilinx Software package, </w:t>
+      </w:r>
+      <w:proofErr w:type="spellStart"/>
+      <w:r>
+        <w:t>ESystem</w:t>
+      </w:r>
+      <w:proofErr w:type="spellEnd"/>
+      <w:r>
+        <w:t xml:space="preserve">, and </w:t>
+      </w:r>
+      <w:proofErr w:type="spellStart"/>
+      <w:r>
+        <w:t>Praat</w:t>
+      </w:r>
+      <w:proofErr w:type="spellEnd"/>
       <w:r>
         <w:t>.</w:t>
       </w:r>
@@ -865,7 +973,21 @@
         <w:rPr>
           <w:rFonts w:cs="Times New Roman"/>
         </w:rPr>
-        <w:t xml:space="preserve"> Ludwig-Maximilians-Universität München </w:t>
+        <w:t xml:space="preserve"> Ludwig-</w:t>
+      </w:r>
+      <w:proofErr w:type="spellStart"/>
+      <w:r>
+        <w:rPr>
+          <w:rFonts w:cs="Times New Roman"/>
+        </w:rPr>
+        <w:t>Maximilians</w:t>
+      </w:r>
+      <w:proofErr w:type="spellEnd"/>
+      <w:r>
+        <w:rPr>
+          <w:rFonts w:cs="Times New Roman"/>
+        </w:rPr>
+        <w:t xml:space="preserve">-Universität München </w:t>
       </w:r>
       <w:r>
         <w:rPr>
@@ -1088,7 +1210,21 @@
         <w:rPr>
           <w:rFonts w:cs="Times New Roman"/>
         </w:rPr>
-        <w:t>, and two based in Ruijin, China) examining potential disease modifying treatments for Parkinson’s disease.</w:t>
+        <w:t xml:space="preserve">, and two based in </w:t>
+      </w:r>
+      <w:proofErr w:type="spellStart"/>
+      <w:r>
+        <w:rPr>
+          <w:rFonts w:cs="Times New Roman"/>
+        </w:rPr>
+        <w:t>Ruijin</w:t>
+      </w:r>
+      <w:proofErr w:type="spellEnd"/>
+      <w:r>
+        <w:rPr>
+          <w:rFonts w:cs="Times New Roman"/>
+        </w:rPr>
+        <w:t>, China) examining potential disease modifying treatments for Parkinson’s disease.</w:t>
       </w:r>
     </w:p>
     <w:p>
@@ -1125,12 +1261,21 @@
         <w:t xml:space="preserve">, </w:t>
       </w:r>
       <w:hyperlink r:id="rId18" w:history="1">
+        <w:proofErr w:type="spellStart"/>
         <w:r>
           <w:rPr>
             <w:rStyle w:val="Hyperlink"/>
             <w:rFonts w:cs="Times New Roman"/>
           </w:rPr>
-          <w:t>ClearSky Medical Diagnostics Ltd.</w:t>
+          <w:t>ClearSky</w:t>
+        </w:r>
+        <w:proofErr w:type="spellEnd"/>
+        <w:r>
+          <w:rPr>
+            <w:rStyle w:val="Hyperlink"/>
+            <w:rFonts w:cs="Times New Roman"/>
+          </w:rPr>
+          <w:t xml:space="preserve"> Medical Diagnostics Ltd.</w:t>
         </w:r>
       </w:hyperlink>
       <w:r>
@@ -1218,13 +1363,23 @@
         <w:t xml:space="preserve">, and collaborating with </w:t>
       </w:r>
       <w:hyperlink r:id="rId20" w:history="1">
+        <w:proofErr w:type="spellStart"/>
         <w:r>
           <w:rPr>
             <w:rStyle w:val="Hyperlink"/>
             <w:rFonts w:cs="Times New Roman"/>
             <w:szCs w:val="24"/>
           </w:rPr>
-          <w:t xml:space="preserve">Dr. </w:t>
+          <w:t>Dr.</w:t>
+        </w:r>
+        <w:proofErr w:type="spellEnd"/>
+        <w:r>
+          <w:rPr>
+            <w:rStyle w:val="Hyperlink"/>
+            <w:rFonts w:cs="Times New Roman"/>
+            <w:szCs w:val="24"/>
+          </w:rPr>
+          <w:t xml:space="preserve"> </w:t>
         </w:r>
         <w:r>
           <w:rPr>
@@ -1326,12 +1481,21 @@
         <w:t xml:space="preserve">, Aberdeen Biomedical Imaging Centre, University of Aberdeen (UK), supervised by </w:t>
       </w:r>
       <w:hyperlink r:id="rId21" w:history="1">
+        <w:proofErr w:type="spellStart"/>
         <w:r>
           <w:rPr>
             <w:rStyle w:val="Hyperlink"/>
             <w:rFonts w:cs="Times New Roman"/>
           </w:rPr>
-          <w:t xml:space="preserve">Dr. </w:t>
+          <w:t>Dr.</w:t>
+        </w:r>
+        <w:proofErr w:type="spellEnd"/>
+        <w:r>
+          <w:rPr>
+            <w:rStyle w:val="Hyperlink"/>
+            <w:rFonts w:cs="Times New Roman"/>
+          </w:rPr>
+          <w:t xml:space="preserve"> </w:t>
         </w:r>
         <w:r>
           <w:rPr>
@@ -1348,20 +1512,38 @@
         <w:t xml:space="preserve">, and collaborating  with </w:t>
       </w:r>
       <w:hyperlink r:id="rId22" w:history="1">
+        <w:proofErr w:type="spellStart"/>
         <w:r>
           <w:rPr>
             <w:rStyle w:val="Hyperlink"/>
             <w:rFonts w:cs="Times New Roman"/>
           </w:rPr>
-          <w:t xml:space="preserve">Dr. </w:t>
+          <w:t>Dr.</w:t>
+        </w:r>
+        <w:proofErr w:type="spellEnd"/>
+        <w:r>
+          <w:rPr>
+            <w:rStyle w:val="Hyperlink"/>
+            <w:rFonts w:cs="Times New Roman"/>
+          </w:rPr>
+          <w:t xml:space="preserve"> </w:t>
         </w:r>
         <w:r>
           <w:rPr>
             <w:rStyle w:val="Hyperlink"/>
             <w:rFonts w:cs="Times New Roman"/>
           </w:rPr>
-          <w:t>Neil Basu</w:t>
+          <w:t xml:space="preserve">Neil </w:t>
         </w:r>
+        <w:proofErr w:type="spellStart"/>
+        <w:r>
+          <w:rPr>
+            <w:rStyle w:val="Hyperlink"/>
+            <w:rFonts w:cs="Times New Roman"/>
+          </w:rPr>
+          <w:t>Basu</w:t>
+        </w:r>
+        <w:proofErr w:type="spellEnd"/>
       </w:hyperlink>
       <w:r>
         <w:rPr>
@@ -1411,7 +1593,21 @@
         <w:rPr>
           <w:rFonts w:cs="Times New Roman"/>
         </w:rPr>
-        <w:t>the analysis and understanding of a multimodal MRI/fMRI brain study, using machine learning techniques, in order to identify potential central neurobiological correlates of rheumatoid arthritis related fatigue and to then characterise the most plausible mediators of fatigue which may be feasibly targeted in the future.</w:t>
+        <w:t xml:space="preserve">the analysis and understanding of a multimodal MRI/fMRI brain study, using machine learning techniques, </w:t>
+      </w:r>
+      <w:proofErr w:type="gramStart"/>
+      <w:r>
+        <w:rPr>
+          <w:rFonts w:cs="Times New Roman"/>
+        </w:rPr>
+        <w:t>in order to</w:t>
+      </w:r>
+      <w:proofErr w:type="gramEnd"/>
+      <w:r>
+        <w:rPr>
+          <w:rFonts w:cs="Times New Roman"/>
+        </w:rPr>
+        <w:t xml:space="preserve"> identify potential central neurobiological correlates of rheumatoid arthritis related fatigue and to then characterise the most plausible mediators of fatigue which may be feasibly targeted in the future.</w:t>
       </w:r>
     </w:p>
     <w:p>
@@ -1621,20 +1817,38 @@
         <w:t xml:space="preserve">, The Neural Engineering Group at the University of Dublin (Ireland), supervised by </w:t>
       </w:r>
       <w:hyperlink r:id="rId26" w:history="1">
+        <w:proofErr w:type="spellStart"/>
         <w:r>
           <w:rPr>
             <w:rStyle w:val="Hyperlink"/>
             <w:rFonts w:cs="Times New Roman"/>
           </w:rPr>
-          <w:t xml:space="preserve">Dr. </w:t>
+          <w:t>Dr.</w:t>
+        </w:r>
+        <w:proofErr w:type="spellEnd"/>
+        <w:r>
+          <w:rPr>
+            <w:rStyle w:val="Hyperlink"/>
+            <w:rFonts w:cs="Times New Roman"/>
+          </w:rPr>
+          <w:t xml:space="preserve"> </w:t>
         </w:r>
         <w:r>
           <w:rPr>
             <w:rStyle w:val="Hyperlink"/>
             <w:rFonts w:cs="Times New Roman"/>
           </w:rPr>
-          <w:t>Céline de Looze</w:t>
+          <w:t xml:space="preserve">Céline de </w:t>
         </w:r>
+        <w:proofErr w:type="spellStart"/>
+        <w:r>
+          <w:rPr>
+            <w:rStyle w:val="Hyperlink"/>
+            <w:rFonts w:cs="Times New Roman"/>
+          </w:rPr>
+          <w:t>Looze</w:t>
+        </w:r>
+        <w:proofErr w:type="spellEnd"/>
       </w:hyperlink>
       <w:r>
         <w:rPr>
@@ -1694,19 +1908,42 @@
         <w:t xml:space="preserve">, </w:t>
       </w:r>
       <w:hyperlink r:id="rId28" w:history="1">
+        <w:proofErr w:type="spellStart"/>
         <w:r>
           <w:rPr>
             <w:rStyle w:val="Hyperlink"/>
             <w:rFonts w:cs="Times New Roman"/>
           </w:rPr>
-          <w:t>ClearSky Medical Diagnostics Ltd.</w:t>
+          <w:t>ClearSky</w:t>
+        </w:r>
+        <w:proofErr w:type="spellEnd"/>
+        <w:r>
+          <w:rPr>
+            <w:rStyle w:val="Hyperlink"/>
+            <w:rFonts w:cs="Times New Roman"/>
+          </w:rPr>
+          <w:t xml:space="preserve"> Medical Diagnostics Ltd.</w:t>
         </w:r>
       </w:hyperlink>
       <w:r>
         <w:rPr>
           <w:rFonts w:cs="Times New Roman"/>
         </w:rPr>
-        <w:t>, a spinout company which specialises in medical devices for the diagnosis and monitoring of Parkinson’s disease, Alzheimer’s disease and a range of other neurodegenerative conditions.</w:t>
+        <w:t xml:space="preserve">, a spinout company which specialises in medical devices for the diagnosis and monitoring of Parkinson’s disease, Alzheimer’s </w:t>
+      </w:r>
+      <w:proofErr w:type="gramStart"/>
+      <w:r>
+        <w:rPr>
+          <w:rFonts w:cs="Times New Roman"/>
+        </w:rPr>
+        <w:t>disease</w:t>
+      </w:r>
+      <w:proofErr w:type="gramEnd"/>
+      <w:r>
+        <w:rPr>
+          <w:rFonts w:cs="Times New Roman"/>
+        </w:rPr>
+        <w:t xml:space="preserve"> and a range of other neurodegenerative conditions.</w:t>
       </w:r>
     </w:p>
     <w:p>
@@ -1802,7 +2039,21 @@
         <w:rPr>
           <w:rFonts w:cs="Times New Roman"/>
         </w:rPr>
-        <w:t>, working in ‘Padideh Control Engineering’ Office. Programming and installing PLC devices</w:t>
+        <w:t>, working in ‘</w:t>
+      </w:r>
+      <w:proofErr w:type="spellStart"/>
+      <w:r>
+        <w:rPr>
+          <w:rFonts w:cs="Times New Roman"/>
+        </w:rPr>
+        <w:t>Padideh</w:t>
+      </w:r>
+      <w:proofErr w:type="spellEnd"/>
+      <w:r>
+        <w:rPr>
+          <w:rFonts w:cs="Times New Roman"/>
+        </w:rPr>
+        <w:t xml:space="preserve"> Control Engineering’ Office. Programming and installing PLC devices</w:t>
       </w:r>
       <w:r>
         <w:rPr>
@@ -1816,7 +2067,52 @@
         <w:pStyle w:val="Heading1"/>
       </w:pPr>
       <w:r>
-        <w:t>Teaching and Marking</w:t>
+        <w:t xml:space="preserve">Teaching </w:t>
+      </w:r>
+      <w:r>
+        <w:t>and Supervision</w:t>
+      </w:r>
+    </w:p>
+    <w:p>
+      <w:pPr>
+        <w:pStyle w:val="ListParagraph"/>
+        <w:numPr>
+          <w:ilvl w:val="0"/>
+          <w:numId w:val="26"/>
+        </w:numPr>
+        <w:ind w:left="360"/>
+        <w:jc w:val="both"/>
+        <w:rPr>
+          <w:rFonts w:cs="Times New Roman"/>
+          <w:szCs w:val="24"/>
+        </w:rPr>
+      </w:pPr>
+      <w:r>
+        <w:rPr>
+          <w:rFonts w:cs="Times New Roman"/>
+          <w:szCs w:val="24"/>
+        </w:rPr>
+        <w:t xml:space="preserve">2022: </w:t>
+      </w:r>
+      <w:r>
+        <w:rPr>
+          <w:rFonts w:cs="Times New Roman"/>
+          <w:b/>
+          <w:bCs/>
+          <w:color w:val="1E497D"/>
+          <w:szCs w:val="24"/>
+        </w:rPr>
+        <w:t>Amgen Scholar Supervis</w:t>
+      </w:r>
+      <w:r>
+        <w:rPr>
+          <w:rFonts w:cs="Times New Roman"/>
+          <w:b/>
+          <w:bCs/>
+          <w:color w:val="1E497D"/>
+          <w:szCs w:val="24"/>
+        </w:rPr>
+        <w:t>or</w:t>
       </w:r>
     </w:p>
     <w:p>
@@ -2303,7 +2599,23 @@
           <w:rFonts w:cs="Times New Roman"/>
           <w:lang w:eastAsia="en-GB"/>
         </w:rPr>
-        <w:t xml:space="preserve">De Looze C, Dehsarvi A, Crosby L, et al. </w:t>
+        <w:t xml:space="preserve">De </w:t>
+      </w:r>
+      <w:proofErr w:type="spellStart"/>
+      <w:r>
+        <w:rPr>
+          <w:rFonts w:cs="Times New Roman"/>
+          <w:lang w:eastAsia="en-GB"/>
+        </w:rPr>
+        <w:t>Looze</w:t>
+      </w:r>
+      <w:proofErr w:type="spellEnd"/>
+      <w:r>
+        <w:rPr>
+          <w:rFonts w:cs="Times New Roman"/>
+          <w:lang w:eastAsia="en-GB"/>
+        </w:rPr>
+        <w:t xml:space="preserve"> C, Dehsarvi A, Crosby L, et al. </w:t>
       </w:r>
       <w:r>
         <w:rPr>
@@ -2504,84 +2816,9 @@
           <w:iCs/>
           <w:lang w:eastAsia="en-GB"/>
         </w:rPr>
-        <w:t>El Yacoubi, M., Granger, E., Yuen, P.C., Pal, U., Vincent, N. (eds) Pattern Recognition and Artificial Intelligence. ICPRAI 2022. Lecture Notes in Computer Science, vol 13364. Springer, Cham</w:t>
-      </w:r>
-      <w:r>
-        <w:rPr>
-          <w:rFonts w:cs="Times New Roman"/>
-          <w:lang w:eastAsia="en-GB"/>
-        </w:rPr>
-        <w:t>.</w:t>
-      </w:r>
-      <w:r>
-        <w:rPr>
-          <w:rFonts w:cs="Times New Roman"/>
-          <w:lang w:eastAsia="en-GB"/>
-        </w:rPr>
-        <w:t xml:space="preserve"> </w:t>
-      </w:r>
-      <w:r>
-        <w:rPr>
-          <w:rFonts w:cs="Times New Roman"/>
-          <w:lang w:eastAsia="en-GB"/>
-        </w:rPr>
-        <w:t>doi:</w:t>
-      </w:r>
-      <w:r>
-        <w:t xml:space="preserve"> </w:t>
-      </w:r>
-      <w:r>
-        <w:rPr>
-          <w:rFonts w:cs="Times New Roman"/>
-          <w:lang w:eastAsia="en-GB"/>
-        </w:rPr>
-        <w:t>10.1007/978-3-031-09282-4_17</w:t>
-      </w:r>
-    </w:p>
-    <w:p>
-      <w:pPr>
-        <w:ind w:left="540" w:hanging="540"/>
-        <w:jc w:val="both"/>
-        <w:rPr>
-          <w:rFonts w:cs="Times New Roman"/>
-          <w:lang w:eastAsia="en-GB"/>
-        </w:rPr>
-      </w:pPr>
-      <w:r>
-        <w:rPr>
-          <w:rFonts w:cs="Times New Roman"/>
-          <w:lang w:eastAsia="en-GB"/>
-        </w:rPr>
-        <w:t>De Looze C, Dehsarvi A, Crosby L, et al. Cognitive and Structural Correlates of Conversational Speech Timing in Mild Cognitive Impairment and Mild-to-Moderate Alzheimer’s Disease: Relevance for Early Detection Approaches.</w:t>
-      </w:r>
-      <w:r>
-        <w:rPr>
-          <w:rFonts w:cs="Times New Roman"/>
-          <w:lang w:eastAsia="en-GB"/>
-        </w:rPr>
-        <w:t xml:space="preserve"> 202</w:t>
-      </w:r>
-      <w:r>
-        <w:rPr>
-          <w:rFonts w:cs="Times New Roman"/>
-          <w:lang w:eastAsia="en-GB"/>
-        </w:rPr>
-        <w:t>1</w:t>
-      </w:r>
-      <w:r>
-        <w:rPr>
-          <w:rFonts w:cs="Times New Roman"/>
-          <w:lang w:eastAsia="en-GB"/>
-        </w:rPr>
-        <w:t>;</w:t>
-      </w:r>
-      <w:r>
-        <w:rPr>
-          <w:rFonts w:cs="Times New Roman"/>
-          <w:lang w:eastAsia="en-GB"/>
-        </w:rPr>
-        <w:t xml:space="preserve"> </w:t>
-      </w:r>
+        <w:t xml:space="preserve">El </w:t>
+      </w:r>
+      <w:proofErr w:type="spellStart"/>
       <w:r>
         <w:rPr>
           <w:rFonts w:cs="Times New Roman"/>
@@ -2589,140 +2826,9 @@
           <w:iCs/>
           <w:lang w:eastAsia="en-GB"/>
         </w:rPr>
-        <w:t>Front Aging Neurosci</w:t>
-      </w:r>
-      <w:r>
-        <w:rPr>
-          <w:rFonts w:cs="Times New Roman"/>
-          <w:lang w:eastAsia="en-GB"/>
-        </w:rPr>
-        <w:t>. 2021;</w:t>
-      </w:r>
-      <w:r>
-        <w:rPr>
-          <w:rFonts w:cs="Times New Roman"/>
-          <w:lang w:eastAsia="en-GB"/>
-        </w:rPr>
-        <w:t xml:space="preserve"> </w:t>
-      </w:r>
-      <w:r>
-        <w:rPr>
-          <w:rFonts w:cs="Times New Roman"/>
-          <w:lang w:eastAsia="en-GB"/>
-        </w:rPr>
-        <w:t>13</w:t>
-      </w:r>
-      <w:r>
-        <w:rPr>
-          <w:rFonts w:cs="Times New Roman"/>
-          <w:lang w:eastAsia="en-GB"/>
-        </w:rPr>
-        <w:t xml:space="preserve"> </w:t>
-      </w:r>
-      <w:r>
-        <w:rPr>
-          <w:rFonts w:cs="Times New Roman"/>
-          <w:lang w:eastAsia="en-GB"/>
-        </w:rPr>
-        <w:t>(April):</w:t>
-      </w:r>
-      <w:r>
-        <w:rPr>
-          <w:rFonts w:cs="Times New Roman"/>
-          <w:lang w:eastAsia="en-GB"/>
-        </w:rPr>
-        <w:t xml:space="preserve"> </w:t>
-      </w:r>
-      <w:r>
-        <w:rPr>
-          <w:rFonts w:cs="Times New Roman"/>
-          <w:lang w:eastAsia="en-GB"/>
-        </w:rPr>
-        <w:t>1-17. doi:10.3389/fnagi.2021.637404</w:t>
-      </w:r>
-    </w:p>
-    <w:p>
-      <w:pPr>
-        <w:ind w:left="540" w:hanging="540"/>
-        <w:jc w:val="both"/>
-      </w:pPr>
-      <w:r>
-        <w:t xml:space="preserve">Dehsarvi A, Smith SL. Classification of resting-state fMRI for olfactory dysfunction in </w:t>
-      </w:r>
-      <w:r>
-        <w:t>P</w:t>
-      </w:r>
-      <w:r>
-        <w:t xml:space="preserve">arkinson’s disease using evolutionary algorithms. In: </w:t>
-      </w:r>
-      <w:r>
-        <w:rPr>
-          <w:i/>
-          <w:iCs/>
-        </w:rPr>
-        <w:t>Proceedings of the Genetic and Evolutionary Computation Conference Companion on - GECCO ’18</w:t>
-      </w:r>
-      <w:r>
-        <w:t>. ACM Press; 2018:264-265. doi:10.1145/3205651.3205681</w:t>
-      </w:r>
-    </w:p>
-    <w:p>
-      <w:pPr>
-        <w:ind w:left="540" w:hanging="540"/>
-        <w:jc w:val="both"/>
-        <w:rPr>
-          <w:rFonts w:cs="Times New Roman"/>
-        </w:rPr>
-      </w:pPr>
-      <w:r>
-        <w:rPr>
-          <w:rFonts w:cs="Times New Roman"/>
-          <w:lang w:eastAsia="en-GB"/>
-        </w:rPr>
-        <w:t>Dehsarvi, A</w:t>
-      </w:r>
-      <w:r>
-        <w:rPr>
-          <w:rFonts w:cs="Times New Roman"/>
-          <w:lang w:eastAsia="en-GB"/>
-        </w:rPr>
-        <w:t xml:space="preserve">., &amp; </w:t>
-      </w:r>
-      <w:r>
-        <w:rPr>
-          <w:rFonts w:cs="Times New Roman"/>
-          <w:lang w:eastAsia="en-GB"/>
-        </w:rPr>
-        <w:t>Smith, S</w:t>
-      </w:r>
-      <w:r>
-        <w:rPr>
-          <w:rFonts w:cs="Times New Roman"/>
-          <w:lang w:eastAsia="en-GB"/>
-        </w:rPr>
-        <w:t xml:space="preserve">. </w:t>
-      </w:r>
-      <w:r>
-        <w:rPr>
-          <w:rFonts w:cs="Times New Roman"/>
-          <w:lang w:eastAsia="en-GB"/>
-        </w:rPr>
-        <w:t xml:space="preserve">L. </w:t>
-      </w:r>
-      <w:r>
-        <w:rPr>
-          <w:rFonts w:cs="Times New Roman"/>
-          <w:lang w:eastAsia="en-GB"/>
-        </w:rPr>
-        <w:t>(</w:t>
-      </w:r>
-      <w:r>
-        <w:rPr>
-          <w:rFonts w:cs="Times New Roman"/>
-          <w:lang w:eastAsia="en-GB"/>
-        </w:rPr>
-        <w:t xml:space="preserve">under review, </w:t>
-      </w:r>
+        <w:t>Yacoubi</w:t>
+      </w:r>
+      <w:proofErr w:type="spellEnd"/>
       <w:r>
         <w:rPr>
           <w:rFonts w:cs="Times New Roman"/>
@@ -2730,7 +2836,271 @@
           <w:iCs/>
           <w:lang w:eastAsia="en-GB"/>
         </w:rPr>
-        <w:t>NeuroImage: Clinical</w:t>
+        <w:t>, M., Granger, E., Yuen, P.C., Pal, U., Vincent, N. (eds) Pattern Recognition and Artificial Intelligence. ICPRAI 2022. Lecture Notes in Computer Science, vol 13364. Springer, Cham</w:t>
+      </w:r>
+      <w:r>
+        <w:rPr>
+          <w:rFonts w:cs="Times New Roman"/>
+          <w:lang w:eastAsia="en-GB"/>
+        </w:rPr>
+        <w:t>.</w:t>
+      </w:r>
+      <w:r>
+        <w:rPr>
+          <w:rFonts w:cs="Times New Roman"/>
+          <w:lang w:eastAsia="en-GB"/>
+        </w:rPr>
+        <w:t xml:space="preserve"> </w:t>
+      </w:r>
+      <w:r>
+        <w:rPr>
+          <w:rFonts w:cs="Times New Roman"/>
+          <w:lang w:eastAsia="en-GB"/>
+        </w:rPr>
+        <w:t>doi:</w:t>
+      </w:r>
+      <w:r>
+        <w:t xml:space="preserve"> </w:t>
+      </w:r>
+      <w:r>
+        <w:rPr>
+          <w:rFonts w:cs="Times New Roman"/>
+          <w:lang w:eastAsia="en-GB"/>
+        </w:rPr>
+        <w:t>10.1007/978-3-031-09282-4_17</w:t>
+      </w:r>
+    </w:p>
+    <w:p>
+      <w:pPr>
+        <w:ind w:left="540" w:hanging="540"/>
+        <w:jc w:val="both"/>
+        <w:rPr>
+          <w:rFonts w:cs="Times New Roman"/>
+          <w:lang w:eastAsia="en-GB"/>
+        </w:rPr>
+      </w:pPr>
+      <w:r>
+        <w:rPr>
+          <w:rFonts w:cs="Times New Roman"/>
+          <w:lang w:eastAsia="en-GB"/>
+        </w:rPr>
+        <w:t xml:space="preserve">De </w:t>
+      </w:r>
+      <w:proofErr w:type="spellStart"/>
+      <w:r>
+        <w:rPr>
+          <w:rFonts w:cs="Times New Roman"/>
+          <w:lang w:eastAsia="en-GB"/>
+        </w:rPr>
+        <w:t>Looze</w:t>
+      </w:r>
+      <w:proofErr w:type="spellEnd"/>
+      <w:r>
+        <w:rPr>
+          <w:rFonts w:cs="Times New Roman"/>
+          <w:lang w:eastAsia="en-GB"/>
+        </w:rPr>
+        <w:t xml:space="preserve"> C, Dehsarvi A, Crosby L, et al. Cognitive and Structural Correlates of Conversational Speech Timing in Mild Cognitive Impairment and Mild-to-Moderate Alzheimer’s Disease: Relevance for Early Detection Approaches.</w:t>
+      </w:r>
+      <w:r>
+        <w:rPr>
+          <w:rFonts w:cs="Times New Roman"/>
+          <w:lang w:eastAsia="en-GB"/>
+        </w:rPr>
+        <w:t xml:space="preserve"> 202</w:t>
+      </w:r>
+      <w:r>
+        <w:rPr>
+          <w:rFonts w:cs="Times New Roman"/>
+          <w:lang w:eastAsia="en-GB"/>
+        </w:rPr>
+        <w:t>1</w:t>
+      </w:r>
+      <w:r>
+        <w:rPr>
+          <w:rFonts w:cs="Times New Roman"/>
+          <w:lang w:eastAsia="en-GB"/>
+        </w:rPr>
+        <w:t>;</w:t>
+      </w:r>
+      <w:r>
+        <w:rPr>
+          <w:rFonts w:cs="Times New Roman"/>
+          <w:lang w:eastAsia="en-GB"/>
+        </w:rPr>
+        <w:t xml:space="preserve"> </w:t>
+      </w:r>
+      <w:r>
+        <w:rPr>
+          <w:rFonts w:cs="Times New Roman"/>
+          <w:i/>
+          <w:iCs/>
+          <w:lang w:eastAsia="en-GB"/>
+        </w:rPr>
+        <w:t xml:space="preserve">Front Aging </w:t>
+      </w:r>
+      <w:proofErr w:type="spellStart"/>
+      <w:r>
+        <w:rPr>
+          <w:rFonts w:cs="Times New Roman"/>
+          <w:i/>
+          <w:iCs/>
+          <w:lang w:eastAsia="en-GB"/>
+        </w:rPr>
+        <w:t>Neurosci</w:t>
+      </w:r>
+      <w:proofErr w:type="spellEnd"/>
+      <w:r>
+        <w:rPr>
+          <w:rFonts w:cs="Times New Roman"/>
+          <w:lang w:eastAsia="en-GB"/>
+        </w:rPr>
+        <w:t>. 2021;</w:t>
+      </w:r>
+      <w:r>
+        <w:rPr>
+          <w:rFonts w:cs="Times New Roman"/>
+          <w:lang w:eastAsia="en-GB"/>
+        </w:rPr>
+        <w:t xml:space="preserve"> </w:t>
+      </w:r>
+      <w:r>
+        <w:rPr>
+          <w:rFonts w:cs="Times New Roman"/>
+          <w:lang w:eastAsia="en-GB"/>
+        </w:rPr>
+        <w:t>13</w:t>
+      </w:r>
+      <w:r>
+        <w:rPr>
+          <w:rFonts w:cs="Times New Roman"/>
+          <w:lang w:eastAsia="en-GB"/>
+        </w:rPr>
+        <w:t xml:space="preserve"> </w:t>
+      </w:r>
+      <w:r>
+        <w:rPr>
+          <w:rFonts w:cs="Times New Roman"/>
+          <w:lang w:eastAsia="en-GB"/>
+        </w:rPr>
+        <w:t>(April):</w:t>
+      </w:r>
+      <w:r>
+        <w:rPr>
+          <w:rFonts w:cs="Times New Roman"/>
+          <w:lang w:eastAsia="en-GB"/>
+        </w:rPr>
+        <w:t xml:space="preserve"> </w:t>
+      </w:r>
+      <w:r>
+        <w:rPr>
+          <w:rFonts w:cs="Times New Roman"/>
+          <w:lang w:eastAsia="en-GB"/>
+        </w:rPr>
+        <w:t>1-17. doi:10.3389/fnagi.2021.637404</w:t>
+      </w:r>
+    </w:p>
+    <w:p>
+      <w:pPr>
+        <w:ind w:left="540" w:hanging="540"/>
+        <w:jc w:val="both"/>
+      </w:pPr>
+      <w:r>
+        <w:t xml:space="preserve">Dehsarvi A, Smith SL. Classification of resting-state fMRI for olfactory dysfunction in </w:t>
+      </w:r>
+      <w:r>
+        <w:t>P</w:t>
+      </w:r>
+      <w:r>
+        <w:t xml:space="preserve">arkinson’s disease using evolutionary algorithms. In: </w:t>
+      </w:r>
+      <w:r>
+        <w:rPr>
+          <w:i/>
+          <w:iCs/>
+        </w:rPr>
+        <w:t>Proceedings of the Genetic and Evolutionary Computation Conference Companion on - GECCO ’18</w:t>
+      </w:r>
+      <w:r>
+        <w:t>. ACM Press; 2018:264-265. doi:10.1145/3205651.3205681</w:t>
+      </w:r>
+    </w:p>
+    <w:p>
+      <w:pPr>
+        <w:ind w:left="540" w:hanging="540"/>
+        <w:jc w:val="both"/>
+        <w:rPr>
+          <w:rFonts w:cs="Times New Roman"/>
+        </w:rPr>
+      </w:pPr>
+      <w:r>
+        <w:rPr>
+          <w:rFonts w:cs="Times New Roman"/>
+          <w:lang w:eastAsia="en-GB"/>
+        </w:rPr>
+        <w:t>Dehsarvi, A</w:t>
+      </w:r>
+      <w:r>
+        <w:rPr>
+          <w:rFonts w:cs="Times New Roman"/>
+          <w:lang w:eastAsia="en-GB"/>
+        </w:rPr>
+        <w:t xml:space="preserve">., &amp; </w:t>
+      </w:r>
+      <w:r>
+        <w:rPr>
+          <w:rFonts w:cs="Times New Roman"/>
+          <w:lang w:eastAsia="en-GB"/>
+        </w:rPr>
+        <w:t>Smith, S</w:t>
+      </w:r>
+      <w:r>
+        <w:rPr>
+          <w:rFonts w:cs="Times New Roman"/>
+          <w:lang w:eastAsia="en-GB"/>
+        </w:rPr>
+        <w:t xml:space="preserve">. </w:t>
+      </w:r>
+      <w:r>
+        <w:rPr>
+          <w:rFonts w:cs="Times New Roman"/>
+          <w:lang w:eastAsia="en-GB"/>
+        </w:rPr>
+        <w:t xml:space="preserve">L. </w:t>
+      </w:r>
+      <w:r>
+        <w:rPr>
+          <w:rFonts w:cs="Times New Roman"/>
+          <w:lang w:eastAsia="en-GB"/>
+        </w:rPr>
+        <w:t>(</w:t>
+      </w:r>
+      <w:r>
+        <w:rPr>
+          <w:rFonts w:cs="Times New Roman"/>
+          <w:lang w:eastAsia="en-GB"/>
+        </w:rPr>
+        <w:t xml:space="preserve">under review, </w:t>
+      </w:r>
+      <w:proofErr w:type="spellStart"/>
+      <w:r>
+        <w:rPr>
+          <w:rFonts w:cs="Times New Roman"/>
+          <w:i/>
+          <w:iCs/>
+          <w:lang w:eastAsia="en-GB"/>
+        </w:rPr>
+        <w:t>NeuroImage</w:t>
+      </w:r>
+      <w:proofErr w:type="spellEnd"/>
+      <w:r>
+        <w:rPr>
+          <w:rFonts w:cs="Times New Roman"/>
+          <w:i/>
+          <w:iCs/>
+          <w:lang w:eastAsia="en-GB"/>
+        </w:rPr>
+        <w:t>: Clinical</w:t>
       </w:r>
       <w:r>
         <w:rPr>
@@ -2783,6 +3153,81 @@
     </w:p>
     <w:p>
       <w:pPr>
+        <w:ind w:left="567" w:hanging="567"/>
+      </w:pPr>
+      <w:r>
+        <w:rPr>
+          <w:rFonts w:cs="Times New Roman"/>
+          <w:lang w:eastAsia="en-GB"/>
+        </w:rPr>
+        <w:t xml:space="preserve">Dehsarvi A, </w:t>
+      </w:r>
+      <w:r>
+        <w:rPr>
+          <w:rFonts w:cs="Times New Roman"/>
+          <w:lang w:eastAsia="en-GB"/>
+        </w:rPr>
+        <w:t>South Palomares</w:t>
+      </w:r>
+      <w:r>
+        <w:rPr>
+          <w:rFonts w:cs="Times New Roman"/>
+          <w:lang w:eastAsia="en-GB"/>
+        </w:rPr>
+        <w:t xml:space="preserve"> </w:t>
+      </w:r>
+      <w:r>
+        <w:rPr>
+          <w:rFonts w:cs="Times New Roman"/>
+          <w:lang w:eastAsia="en-GB"/>
+        </w:rPr>
+        <w:t>J. K. &amp; Smith, S. L</w:t>
+      </w:r>
+      <w:r>
+        <w:rPr>
+          <w:rFonts w:cs="Times New Roman"/>
+          <w:lang w:eastAsia="en-GB"/>
+        </w:rPr>
+        <w:t xml:space="preserve">. </w:t>
+      </w:r>
+      <w:r>
+        <w:rPr>
+          <w:rFonts w:cs="Times New Roman"/>
+          <w:lang w:eastAsia="en-GB"/>
+        </w:rPr>
+        <w:t xml:space="preserve">(2022). </w:t>
+      </w:r>
+      <w:r>
+        <w:rPr>
+          <w:rFonts w:cs="Times New Roman"/>
+          <w:lang w:eastAsia="en-GB"/>
+        </w:rPr>
+        <w:t>Towards Automated Monitoring of Parkinson</w:t>
+      </w:r>
+      <w:r>
+        <w:rPr>
+          <w:rFonts w:cs="Times New Roman"/>
+          <w:lang w:eastAsia="en-GB"/>
+        </w:rPr>
+        <w:t>’s</w:t>
+      </w:r>
+      <w:r>
+        <w:rPr>
+          <w:rFonts w:cs="Times New Roman"/>
+          <w:lang w:eastAsia="en-GB"/>
+        </w:rPr>
+        <w:t xml:space="preserve"> Disease Following Drug Treatment</w:t>
+      </w:r>
+      <w:r>
+        <w:rPr>
+          <w:rFonts w:cs="Times New Roman"/>
+          <w:lang w:eastAsia="en-GB"/>
+        </w:rPr>
+        <w:t>, International Conference on Pattern Recognition and Artificial Intelligence (ICPRAI), Paris (France).</w:t>
+      </w:r>
+    </w:p>
+    <w:p>
+      <w:pPr>
         <w:ind w:left="540" w:hanging="540"/>
         <w:jc w:val="both"/>
         <w:rPr>
@@ -3145,7 +3590,25 @@
           <w:szCs w:val="24"/>
           <w:lang w:eastAsia="en-GB"/>
         </w:rPr>
-        <w:t xml:space="preserve"> and ClearSky </w:t>
+        <w:t xml:space="preserve"> and </w:t>
+      </w:r>
+      <w:proofErr w:type="spellStart"/>
+      <w:r>
+        <w:rPr>
+          <w:rFonts w:eastAsia="Times New Roman" w:cs="Times New Roman"/>
+          <w:szCs w:val="24"/>
+          <w:lang w:eastAsia="en-GB"/>
+        </w:rPr>
+        <w:t>ClearSky</w:t>
+      </w:r>
+      <w:proofErr w:type="spellEnd"/>
+      <w:r>
+        <w:rPr>
+          <w:rFonts w:eastAsia="Times New Roman" w:cs="Times New Roman"/>
+          <w:szCs w:val="24"/>
+          <w:lang w:eastAsia="en-GB"/>
+        </w:rPr>
+        <w:t xml:space="preserve"> </w:t>
       </w:r>
       <w:r>
         <w:rPr>
@@ -3244,6 +3707,7 @@
         <w:pStyle w:val="Heading1"/>
       </w:pPr>
       <w:r>
+        <w:lastRenderedPageBreak/>
         <w:t>Membership and Service</w:t>
       </w:r>
       <w:r>
@@ -3286,13 +3750,23 @@
         <w:t xml:space="preserve">: Conference committee member of </w:t>
       </w:r>
       <w:hyperlink r:id="rId33" w:history="1">
+        <w:proofErr w:type="spellStart"/>
         <w:r>
           <w:rPr>
             <w:rStyle w:val="Hyperlink"/>
             <w:rFonts w:cs="Times New Roman"/>
             <w:szCs w:val="24"/>
           </w:rPr>
-          <w:t>EvoApplications*</w:t>
+          <w:t>EvoApplications</w:t>
+        </w:r>
+        <w:proofErr w:type="spellEnd"/>
+        <w:r>
+          <w:rPr>
+            <w:rStyle w:val="Hyperlink"/>
+            <w:rFonts w:cs="Times New Roman"/>
+            <w:szCs w:val="24"/>
+          </w:rPr>
+          <w:t>*</w:t>
         </w:r>
       </w:hyperlink>
       <w:r>
@@ -3332,49 +3806,7 @@
           <w:rFonts w:cs="Times New Roman"/>
           <w:szCs w:val="24"/>
         </w:rPr>
-        <w:t>European Conference on the Applications of Evolutionary and bio-inspired Computation, part of evo*202</w:t>
-      </w:r>
-      <w:r>
-        <w:rPr>
-          <w:rFonts w:cs="Times New Roman"/>
-          <w:szCs w:val="24"/>
-        </w:rPr>
-        <w:t>3</w:t>
-      </w:r>
-      <w:r>
-        <w:rPr>
-          <w:rFonts w:cs="Times New Roman"/>
-          <w:szCs w:val="24"/>
-        </w:rPr>
-        <w:t xml:space="preserve">, in </w:t>
-      </w:r>
-      <w:r>
-        <w:rPr>
-          <w:rFonts w:cs="Times New Roman"/>
-          <w:szCs w:val="24"/>
-        </w:rPr>
-        <w:t>Brno</w:t>
-      </w:r>
-      <w:r>
-        <w:rPr>
-          <w:rFonts w:cs="Times New Roman"/>
-          <w:szCs w:val="24"/>
-        </w:rPr>
-        <w:t xml:space="preserve"> (</w:t>
-      </w:r>
-      <w:r>
-        <w:rPr>
-          <w:rFonts w:cs="Times New Roman"/>
-          <w:szCs w:val="24"/>
-        </w:rPr>
-        <w:t>Czech Republic</w:t>
-      </w:r>
-      <w:r>
-        <w:rPr>
-          <w:rFonts w:cs="Times New Roman"/>
-          <w:szCs w:val="24"/>
-        </w:rPr>
-        <w:t>).</w:t>
+        <w:t>European Conference on the Applications of Evolutionary and bio-inspired Computation, part of evo*2023, in Brno (Czech Republic).</w:t>
       </w:r>
     </w:p>
     <w:p>
@@ -3396,7 +3828,6 @@
           <w:rFonts w:cs="Times New Roman"/>
           <w:szCs w:val="24"/>
         </w:rPr>
-        <w:lastRenderedPageBreak/>
         <w:t xml:space="preserve">2022: Conference committee member of </w:t>
       </w:r>
       <w:hyperlink r:id="rId34" w:history="1">
@@ -3482,13 +3913,23 @@
         <w:t xml:space="preserve">2022: Conference committee member of </w:t>
       </w:r>
       <w:hyperlink r:id="rId35" w:history="1">
+        <w:proofErr w:type="spellStart"/>
         <w:r>
           <w:rPr>
             <w:rStyle w:val="Hyperlink"/>
             <w:rFonts w:cs="Times New Roman"/>
             <w:szCs w:val="24"/>
           </w:rPr>
-          <w:t>EvoApplications*</w:t>
+          <w:t>EvoApplications</w:t>
+        </w:r>
+        <w:proofErr w:type="spellEnd"/>
+        <w:r>
+          <w:rPr>
+            <w:rStyle w:val="Hyperlink"/>
+            <w:rFonts w:cs="Times New Roman"/>
+            <w:szCs w:val="24"/>
+          </w:rPr>
+          <w:t>*</w:t>
         </w:r>
       </w:hyperlink>
       <w:r>
@@ -3653,13 +4094,23 @@
         <w:t xml:space="preserve">2021: Conference committee member of </w:t>
       </w:r>
       <w:hyperlink r:id="rId36" w:history="1">
+        <w:proofErr w:type="spellStart"/>
         <w:r>
           <w:rPr>
             <w:rStyle w:val="Hyperlink"/>
             <w:rFonts w:cs="Times New Roman"/>
             <w:szCs w:val="24"/>
           </w:rPr>
-          <w:t>EvoApplications*</w:t>
+          <w:t>EvoApplications</w:t>
+        </w:r>
+        <w:proofErr w:type="spellEnd"/>
+        <w:r>
+          <w:rPr>
+            <w:rStyle w:val="Hyperlink"/>
+            <w:rFonts w:cs="Times New Roman"/>
+            <w:szCs w:val="24"/>
+          </w:rPr>
+          <w:t>*</w:t>
         </w:r>
       </w:hyperlink>
       <w:r>
@@ -3738,13 +4189,23 @@
         <w:t xml:space="preserve">2020: Conference committee member of </w:t>
       </w:r>
       <w:hyperlink r:id="rId37" w:history="1">
+        <w:proofErr w:type="spellStart"/>
         <w:r>
           <w:rPr>
             <w:rStyle w:val="Hyperlink"/>
             <w:rFonts w:cs="Times New Roman"/>
             <w:szCs w:val="24"/>
           </w:rPr>
-          <w:t>EvoApplications*</w:t>
+          <w:t>EvoApplications</w:t>
+        </w:r>
+        <w:proofErr w:type="spellEnd"/>
+        <w:r>
+          <w:rPr>
+            <w:rStyle w:val="Hyperlink"/>
+            <w:rFonts w:cs="Times New Roman"/>
+            <w:szCs w:val="24"/>
+          </w:rPr>
+          <w:t>*</w:t>
         </w:r>
       </w:hyperlink>
       <w:r>
@@ -3813,13 +4274,23 @@
         <w:t xml:space="preserve"> </w:t>
       </w:r>
       <w:hyperlink r:id="rId38" w:history="1">
+        <w:proofErr w:type="spellStart"/>
         <w:r>
           <w:rPr>
             <w:rStyle w:val="Hyperlink"/>
             <w:rFonts w:cs="Times New Roman"/>
             <w:szCs w:val="24"/>
           </w:rPr>
-          <w:t>SocProS 2020</w:t>
+          <w:t>SocProS</w:t>
+        </w:r>
+        <w:proofErr w:type="spellEnd"/>
+        <w:r>
+          <w:rPr>
+            <w:rStyle w:val="Hyperlink"/>
+            <w:rFonts w:cs="Times New Roman"/>
+            <w:szCs w:val="24"/>
+          </w:rPr>
+          <w:t xml:space="preserve"> 2020</w:t>
         </w:r>
       </w:hyperlink>
       <w:r>
@@ -3991,13 +4462,23 @@
         <w:t xml:space="preserve"> </w:t>
       </w:r>
       <w:hyperlink r:id="rId40" w:history="1">
+        <w:proofErr w:type="spellStart"/>
         <w:r>
           <w:rPr>
             <w:rStyle w:val="Hyperlink"/>
             <w:rFonts w:cs="Times New Roman"/>
             <w:szCs w:val="24"/>
           </w:rPr>
-          <w:t>PsyPAG Conference 2016</w:t>
+          <w:t>PsyPAG</w:t>
+        </w:r>
+        <w:proofErr w:type="spellEnd"/>
+        <w:r>
+          <w:rPr>
+            <w:rStyle w:val="Hyperlink"/>
+            <w:rFonts w:cs="Times New Roman"/>
+            <w:szCs w:val="24"/>
+          </w:rPr>
+          <w:t xml:space="preserve"> Conference 2016</w:t>
         </w:r>
       </w:hyperlink>
       <w:r>
@@ -4139,13 +4620,23 @@
         <w:t xml:space="preserve">2022: </w:t>
       </w:r>
       <w:hyperlink r:id="rId41" w:history="1">
+        <w:proofErr w:type="spellStart"/>
         <w:r>
           <w:rPr>
             <w:rStyle w:val="Hyperlink"/>
             <w:rFonts w:cs="Times New Roman"/>
             <w:szCs w:val="24"/>
           </w:rPr>
-          <w:t>Neurohack 2022</w:t>
+          <w:t>Neurohack</w:t>
+        </w:r>
+        <w:proofErr w:type="spellEnd"/>
+        <w:r>
+          <w:rPr>
+            <w:rStyle w:val="Hyperlink"/>
+            <w:rFonts w:cs="Times New Roman"/>
+            <w:szCs w:val="24"/>
+          </w:rPr>
+          <w:t xml:space="preserve"> 2022</w:t>
         </w:r>
       </w:hyperlink>
       <w:r>
@@ -4394,7 +4885,23 @@
           <w:rFonts w:cs="Times New Roman"/>
           <w:szCs w:val="24"/>
         </w:rPr>
-        <w:t>2017: Brainhack 2017, Department of Psychology, University of York (UK).</w:t>
+        <w:t xml:space="preserve">2017: </w:t>
+      </w:r>
+      <w:proofErr w:type="spellStart"/>
+      <w:r>
+        <w:rPr>
+          <w:rFonts w:cs="Times New Roman"/>
+          <w:szCs w:val="24"/>
+        </w:rPr>
+        <w:t>Brainhack</w:t>
+      </w:r>
+      <w:proofErr w:type="spellEnd"/>
+      <w:r>
+        <w:rPr>
+          <w:rFonts w:cs="Times New Roman"/>
+          <w:szCs w:val="24"/>
+        </w:rPr>
+        <w:t xml:space="preserve"> 2017, Department of Psychology, University of York (UK).</w:t>
       </w:r>
     </w:p>
     <w:p>
@@ -4438,7 +4945,23 @@
           <w:rFonts w:cs="Times New Roman"/>
           <w:szCs w:val="24"/>
         </w:rPr>
-        <w:t>2016: Yorkshire’s Venturefest (UK).</w:t>
+        <w:t xml:space="preserve">2016: Yorkshire’s </w:t>
+      </w:r>
+      <w:proofErr w:type="spellStart"/>
+      <w:r>
+        <w:rPr>
+          <w:rFonts w:cs="Times New Roman"/>
+          <w:szCs w:val="24"/>
+        </w:rPr>
+        <w:t>Venturefest</w:t>
+      </w:r>
+      <w:proofErr w:type="spellEnd"/>
+      <w:r>
+        <w:rPr>
+          <w:rFonts w:cs="Times New Roman"/>
+          <w:szCs w:val="24"/>
+        </w:rPr>
+        <w:t xml:space="preserve"> (UK).</w:t>
       </w:r>
     </w:p>
     <w:p>
@@ -4667,8 +5190,39 @@
           <w:bCs/>
           <w:color w:val="1E497D"/>
         </w:rPr>
-        <w:t>Professor Dr. Martin Dichgans</w:t>
-      </w:r>
+        <w:t xml:space="preserve">Professor </w:t>
+      </w:r>
+      <w:proofErr w:type="spellStart"/>
+      <w:r>
+        <w:rPr>
+          <w:rFonts w:cs="Times New Roman"/>
+          <w:b/>
+          <w:bCs/>
+          <w:color w:val="1E497D"/>
+        </w:rPr>
+        <w:t>Dr.</w:t>
+      </w:r>
+      <w:proofErr w:type="spellEnd"/>
+      <w:r>
+        <w:rPr>
+          <w:rFonts w:cs="Times New Roman"/>
+          <w:b/>
+          <w:bCs/>
+          <w:color w:val="1E497D"/>
+        </w:rPr>
+        <w:t xml:space="preserve"> Martin </w:t>
+      </w:r>
+      <w:proofErr w:type="spellStart"/>
+      <w:r>
+        <w:rPr>
+          <w:rFonts w:cs="Times New Roman"/>
+          <w:b/>
+          <w:bCs/>
+          <w:color w:val="1E497D"/>
+        </w:rPr>
+        <w:t>Dichgans</w:t>
+      </w:r>
+      <w:proofErr w:type="spellEnd"/>
       <w:r>
         <w:rPr>
           <w:rFonts w:cs="Times New Roman"/>
@@ -4685,8 +5239,30 @@
         <w:rPr>
           <w:rFonts w:cs="Times New Roman"/>
         </w:rPr>
-        <w:t>Ludwig-Maximilians-University Munich Medical Center</w:t>
-      </w:r>
+        <w:t>Ludwig-</w:t>
+      </w:r>
+      <w:proofErr w:type="spellStart"/>
+      <w:r>
+        <w:rPr>
+          <w:rFonts w:cs="Times New Roman"/>
+        </w:rPr>
+        <w:t>Maximilians</w:t>
+      </w:r>
+      <w:proofErr w:type="spellEnd"/>
+      <w:r>
+        <w:rPr>
+          <w:rFonts w:cs="Times New Roman"/>
+        </w:rPr>
+        <w:t xml:space="preserve">-University Munich Medical </w:t>
+      </w:r>
+      <w:proofErr w:type="spellStart"/>
+      <w:r>
+        <w:rPr>
+          <w:rFonts w:cs="Times New Roman"/>
+        </w:rPr>
+        <w:t>Center</w:t>
+      </w:r>
+      <w:proofErr w:type="spellEnd"/>
       <w:r>
         <w:rPr>
           <w:rFonts w:cs="Times New Roman"/>
@@ -4759,6 +5335,7 @@
           <w:bCs/>
           <w:color w:val="1E497D"/>
         </w:rPr>
+        <w:lastRenderedPageBreak/>
         <w:t>Professor Stephen L. Smith</w:t>
       </w:r>
       <w:r>
@@ -4827,6 +5404,7 @@
           <w:rFonts w:cs="Times New Roman"/>
         </w:rPr>
       </w:pPr>
+      <w:proofErr w:type="spellStart"/>
       <w:r>
         <w:rPr>
           <w:rFonts w:cs="Times New Roman"/>
@@ -4834,7 +5412,17 @@
           <w:bCs/>
           <w:color w:val="1E497D"/>
         </w:rPr>
-        <w:t xml:space="preserve">Dr. </w:t>
+        <w:t>Dr.</w:t>
+      </w:r>
+      <w:proofErr w:type="spellEnd"/>
+      <w:r>
+        <w:rPr>
+          <w:rFonts w:cs="Times New Roman"/>
+          <w:b/>
+          <w:bCs/>
+          <w:color w:val="1E497D"/>
+        </w:rPr>
+        <w:t xml:space="preserve"> </w:t>
       </w:r>
       <w:r>
         <w:rPr>
@@ -4966,6 +5554,7 @@
         <w:szCs w:val="21"/>
       </w:rPr>
     </w:pPr>
+    <w:proofErr w:type="spellStart"/>
     <w:r>
       <w:rPr>
         <w:b/>
@@ -4974,7 +5563,18 @@
         <w:sz w:val="36"/>
         <w:szCs w:val="32"/>
       </w:rPr>
-      <w:t xml:space="preserve">Dr. </w:t>
+      <w:t>Dr.</w:t>
+    </w:r>
+    <w:proofErr w:type="spellEnd"/>
+    <w:r>
+      <w:rPr>
+        <w:b/>
+        <w:bCs/>
+        <w:color w:val="1E497D"/>
+        <w:sz w:val="36"/>
+        <w:szCs w:val="32"/>
+      </w:rPr>
+      <w:t xml:space="preserve"> </w:t>
     </w:r>
     <w:r>
       <w:rPr>
@@ -4997,8 +5597,30 @@
       <w:rPr>
         <w:szCs w:val="21"/>
       </w:rPr>
-      <w:t>Ludwig-Maximilians-University Munich Medical Center</w:t>
+      <w:t>Ludwig-</w:t>
     </w:r>
+    <w:proofErr w:type="spellStart"/>
+    <w:r>
+      <w:rPr>
+        <w:szCs w:val="21"/>
+      </w:rPr>
+      <w:t>Maximilians</w:t>
+    </w:r>
+    <w:proofErr w:type="spellEnd"/>
+    <w:r>
+      <w:rPr>
+        <w:szCs w:val="21"/>
+      </w:rPr>
+      <w:t xml:space="preserve">-University Munich Medical </w:t>
+    </w:r>
+    <w:proofErr w:type="spellStart"/>
+    <w:r>
+      <w:rPr>
+        <w:szCs w:val="21"/>
+      </w:rPr>
+      <w:t>Center</w:t>
+    </w:r>
+    <w:proofErr w:type="spellEnd"/>
   </w:p>
   <w:p>
     <w:pPr>

--- a/files/CV_Dehsarvi.docx
+++ b/files/CV_Dehsarvi.docx
@@ -26,30 +26,8 @@
         <w:rPr>
           <w:rFonts w:cs="Times New Roman"/>
         </w:rPr>
-        <w:t>Ludwig-</w:t>
-      </w:r>
-      <w:proofErr w:type="spellStart"/>
-      <w:r>
-        <w:rPr>
-          <w:rFonts w:cs="Times New Roman"/>
-        </w:rPr>
-        <w:t>Maximilians</w:t>
-      </w:r>
-      <w:proofErr w:type="spellEnd"/>
-      <w:r>
-        <w:rPr>
-          <w:rFonts w:cs="Times New Roman"/>
-        </w:rPr>
-        <w:t xml:space="preserve">-University Munich Medical </w:t>
-      </w:r>
-      <w:proofErr w:type="spellStart"/>
-      <w:r>
-        <w:rPr>
-          <w:rFonts w:cs="Times New Roman"/>
-        </w:rPr>
-        <w:t>Center</w:t>
-      </w:r>
-      <w:proofErr w:type="spellEnd"/>
+        <w:t>Ludwig-Maximilians-University Munich Medical Center</w:t>
+      </w:r>
       <w:r>
         <w:rPr>
           <w:rFonts w:cs="Times New Roman"/>
@@ -147,7 +125,6 @@
         <w:t xml:space="preserve">diverse biomedical companies (Chief Technology Officer at </w:t>
       </w:r>
       <w:hyperlink r:id="rId7" w:history="1">
-        <w:proofErr w:type="spellStart"/>
         <w:r>
           <w:rPr>
             <w:rStyle w:val="Hyperlink"/>
@@ -155,17 +132,7 @@
             <w:i/>
             <w:iCs/>
           </w:rPr>
-          <w:t>ClearSky</w:t>
-        </w:r>
-        <w:proofErr w:type="spellEnd"/>
-        <w:r>
-          <w:rPr>
-            <w:rStyle w:val="Hyperlink"/>
-            <w:rFonts w:cs="Times New Roman"/>
-            <w:i/>
-            <w:iCs/>
-          </w:rPr>
-          <w:t xml:space="preserve"> Medical Diagnostics Ltd</w:t>
+          <w:t>ClearSky Medical Diagnostics Ltd</w:t>
         </w:r>
         <w:r>
           <w:rPr>
@@ -366,30 +333,161 @@
         <w:t xml:space="preserve">. </w:t>
       </w:r>
       <w:r>
-        <w:t xml:space="preserve">I </w:t>
-      </w:r>
-      <w:r>
-        <w:t>have also been</w:t>
-      </w:r>
-      <w:r>
-        <w:t xml:space="preserve"> working with </w:t>
+        <w:rPr>
+          <w:rFonts w:eastAsia="Times New Roman" w:cs="Times New Roman"/>
+          <w:lang w:eastAsia="en-GB"/>
+        </w:rPr>
+        <w:t>In my current position a</w:t>
+      </w:r>
+      <w:r>
+        <w:rPr>
+          <w:rFonts w:eastAsia="Times New Roman" w:cs="Times New Roman"/>
+          <w:lang w:eastAsia="en-GB"/>
+        </w:rPr>
+        <w:t xml:space="preserve">t </w:t>
+      </w:r>
+      <w:r>
+        <w:rPr>
+          <w:rFonts w:eastAsia="Times New Roman" w:cs="Times New Roman"/>
+          <w:lang w:eastAsia="en-GB"/>
+        </w:rPr>
+        <w:t xml:space="preserve">the </w:t>
+      </w:r>
+      <w:r>
+        <w:rPr>
+          <w:rFonts w:eastAsia="Times New Roman" w:cs="Times New Roman"/>
+          <w:lang w:eastAsia="en-GB"/>
+        </w:rPr>
+        <w:t xml:space="preserve">LMU Hospital, I am </w:t>
+      </w:r>
+      <w:r>
+        <w:rPr>
+          <w:rFonts w:eastAsia="Times New Roman" w:cs="Times New Roman"/>
+          <w:lang w:eastAsia="en-GB"/>
+        </w:rPr>
+        <w:t xml:space="preserve">working with </w:t>
       </w:r>
       <w:hyperlink r:id="rId10" w:history="1">
-        <w:proofErr w:type="spellStart"/>
+        <w:r>
+          <w:rPr>
+            <w:rStyle w:val="Hyperlink"/>
+            <w:rFonts w:eastAsia="Times New Roman" w:cs="Times New Roman"/>
+            <w:lang w:eastAsia="en-GB"/>
+          </w:rPr>
+          <w:t>Dr. Franzmeier</w:t>
+        </w:r>
+      </w:hyperlink>
+      <w:r>
+        <w:rPr>
+          <w:rFonts w:eastAsia="Times New Roman" w:cs="Times New Roman"/>
+          <w:lang w:eastAsia="en-GB"/>
+        </w:rPr>
+        <w:t xml:space="preserve"> on </w:t>
+      </w:r>
+      <w:r>
+        <w:rPr>
+          <w:rFonts w:eastAsia="Times New Roman" w:cs="Times New Roman"/>
+          <w:lang w:eastAsia="en-GB"/>
+        </w:rPr>
+        <w:t xml:space="preserve">developing cutting-edge </w:t>
+      </w:r>
+      <w:r>
+        <w:rPr>
+          <w:rFonts w:eastAsia="Times New Roman" w:cs="Times New Roman"/>
+          <w:lang w:eastAsia="en-GB"/>
+        </w:rPr>
+        <w:t>pre-processing</w:t>
+      </w:r>
+      <w:r>
+        <w:rPr>
+          <w:rFonts w:eastAsia="Times New Roman" w:cs="Times New Roman"/>
+          <w:lang w:eastAsia="en-GB"/>
+        </w:rPr>
+        <w:t xml:space="preserve"> and processing pipelines for the analysis of multimodal brain imaging (MRI, fMRI, PET, DTI, etc.).</w:t>
+      </w:r>
+    </w:p>
+    <w:p>
+      <w:pPr>
+        <w:spacing w:before="100" w:beforeAutospacing="1" w:after="100" w:afterAutospacing="1"/>
+        <w:jc w:val="both"/>
+      </w:pPr>
+      <w:r>
+        <w:t xml:space="preserve">Additionally, I have been working with </w:t>
+      </w:r>
+      <w:hyperlink r:id="rId11" w:history="1">
         <w:r>
           <w:rPr>
             <w:rStyle w:val="Hyperlink"/>
             <w:rFonts w:cs="Times New Roman"/>
           </w:rPr>
-          <w:t>Dr.</w:t>
+          <w:t xml:space="preserve">Prof. </w:t>
         </w:r>
-        <w:proofErr w:type="spellEnd"/>
         <w:r>
           <w:rPr>
             <w:rStyle w:val="Hyperlink"/>
             <w:rFonts w:cs="Times New Roman"/>
           </w:rPr>
-          <w:t xml:space="preserve"> </w:t>
+          <w:t>Smith</w:t>
+        </w:r>
+      </w:hyperlink>
+      <w:r>
+        <w:t xml:space="preserve">, </w:t>
+      </w:r>
+      <w:hyperlink r:id="rId12" w:history="1">
+        <w:r>
+          <w:rPr>
+            <w:rStyle w:val="Hyperlink"/>
+          </w:rPr>
+          <w:t>Dr. Moriarty</w:t>
+        </w:r>
+      </w:hyperlink>
+      <w:r>
+        <w:t xml:space="preserve">, </w:t>
+      </w:r>
+      <w:hyperlink r:id="rId13" w:history="1">
+        <w:r>
+          <w:rPr>
+            <w:rStyle w:val="Hyperlink"/>
+          </w:rPr>
+          <w:t>Dr. Paton</w:t>
+        </w:r>
+      </w:hyperlink>
+      <w:r>
+        <w:t xml:space="preserve">, and </w:t>
+      </w:r>
+      <w:hyperlink r:id="rId14" w:history="1">
+        <w:r>
+          <w:rPr>
+            <w:rStyle w:val="Hyperlink"/>
+          </w:rPr>
+          <w:t>Dr. Dutta</w:t>
+        </w:r>
+      </w:hyperlink>
+      <w:r>
+        <w:t xml:space="preserve"> on a project focusing on o</w:t>
+      </w:r>
+      <w:r>
+        <w:t>bjective assessment of depression from rsfMRI brain scans</w:t>
+      </w:r>
+      <w:r>
+        <w:t xml:space="preserve"> from a UK-Biobank cohort</w:t>
+      </w:r>
+      <w:r>
+        <w:t xml:space="preserve"> utilising white-box machine learning</w:t>
+      </w:r>
+      <w:r>
+        <w:t xml:space="preserve">. </w:t>
+      </w:r>
+      <w:r>
+        <w:t xml:space="preserve">Further, I have been working with </w:t>
+      </w:r>
+      <w:hyperlink r:id="rId15" w:history="1">
+        <w:r>
+          <w:rPr>
+            <w:rStyle w:val="Hyperlink"/>
+            <w:rFonts w:cs="Times New Roman"/>
+          </w:rPr>
+          <w:t xml:space="preserve">Dr. </w:t>
         </w:r>
         <w:r>
           <w:rPr>
@@ -411,156 +509,42 @@
         </w:rPr>
         <w:t xml:space="preserve"> </w:t>
       </w:r>
-      <w:hyperlink r:id="rId11" w:history="1">
-        <w:proofErr w:type="spellStart"/>
+      <w:hyperlink r:id="rId16" w:history="1">
         <w:r>
           <w:rPr>
             <w:rStyle w:val="Hyperlink"/>
             <w:rFonts w:cs="Times New Roman"/>
           </w:rPr>
-          <w:t>Dr.</w:t>
+          <w:t>Prof. Basu</w:t>
         </w:r>
-        <w:proofErr w:type="spellEnd"/>
+      </w:hyperlink>
+      <w:r>
+        <w:t xml:space="preserve"> on the analysis of cognitive and multimodal brain imaging data to investigate the underlying mechanisms of rheumatoid arthritis related fatigue in the brain. </w:t>
+      </w:r>
+      <w:r>
+        <w:t xml:space="preserve">Moreover, I have </w:t>
+      </w:r>
+      <w:r>
+        <w:t xml:space="preserve">also </w:t>
+      </w:r>
+      <w:r>
+        <w:t xml:space="preserve">been involved with </w:t>
+      </w:r>
+      <w:hyperlink r:id="rId17" w:history="1">
         <w:r>
           <w:rPr>
             <w:rStyle w:val="Hyperlink"/>
             <w:rFonts w:cs="Times New Roman"/>
           </w:rPr>
-          <w:t xml:space="preserve"> </w:t>
-        </w:r>
-        <w:proofErr w:type="spellStart"/>
-        <w:r>
-          <w:rPr>
-            <w:rStyle w:val="Hyperlink"/>
-            <w:rFonts w:cs="Times New Roman"/>
-          </w:rPr>
-          <w:t>Basu</w:t>
-        </w:r>
-        <w:proofErr w:type="spellEnd"/>
-      </w:hyperlink>
-      <w:r>
-        <w:t xml:space="preserve"> on the analysis of cognitive and multimodal brain imaging data to investigate the underlying mechanisms of rheumatoid arthritis related fatigue in the brain. </w:t>
-      </w:r>
-      <w:r>
-        <w:rPr>
-          <w:rFonts w:cs="Times New Roman"/>
-        </w:rPr>
-        <w:t>Concurrently, I am the programme leader for the 2021 SINAPSE-IA/MathWorks MATLAB for Image Processing course, teaching advanced MATLAB (</w:t>
-      </w:r>
-      <w:r>
-        <w:rPr>
-          <w:rFonts w:cs="Times New Roman"/>
-        </w:rPr>
-        <w:t>including Machine learning,</w:t>
-      </w:r>
-      <w:r>
-        <w:rPr>
-          <w:rFonts w:cs="Times New Roman"/>
-        </w:rPr>
-        <w:t xml:space="preserve"> </w:t>
-      </w:r>
-      <w:r>
-        <w:rPr>
-          <w:rFonts w:cs="Times New Roman"/>
-        </w:rPr>
-        <w:t>d</w:t>
-      </w:r>
-      <w:r>
-        <w:rPr>
-          <w:rFonts w:cs="Times New Roman"/>
-        </w:rPr>
-        <w:t xml:space="preserve">eep </w:t>
-      </w:r>
-      <w:r>
-        <w:rPr>
-          <w:rFonts w:cs="Times New Roman"/>
-        </w:rPr>
-        <w:t>l</w:t>
-      </w:r>
-      <w:r>
-        <w:rPr>
-          <w:rFonts w:cs="Times New Roman"/>
-        </w:rPr>
-        <w:t>earning, SPM</w:t>
-      </w:r>
-      <w:r>
-        <w:rPr>
-          <w:rFonts w:cs="Times New Roman"/>
-        </w:rPr>
-        <w:t>, etc.</w:t>
-      </w:r>
-      <w:r>
-        <w:rPr>
-          <w:rFonts w:cs="Times New Roman"/>
-        </w:rPr>
-        <w:t>) targeted at Universities across Scotland (</w:t>
-      </w:r>
-      <w:r>
-        <w:rPr>
-          <w:rFonts w:cs="Times New Roman"/>
-        </w:rPr>
-        <w:t xml:space="preserve">a cohort of </w:t>
-      </w:r>
-      <w:r>
-        <w:rPr>
-          <w:rFonts w:cs="Times New Roman"/>
-        </w:rPr>
-        <w:t xml:space="preserve">40 </w:t>
-      </w:r>
-      <w:r>
-        <w:rPr>
-          <w:rFonts w:cs="Times New Roman"/>
-        </w:rPr>
-        <w:t>researchers</w:t>
-      </w:r>
-      <w:r>
-        <w:rPr>
-          <w:rFonts w:cs="Times New Roman"/>
-        </w:rPr>
-        <w:t xml:space="preserve"> from postgraduate to professorship level).</w:t>
-      </w:r>
-    </w:p>
-    <w:p>
-      <w:pPr>
-        <w:spacing w:before="100" w:beforeAutospacing="1" w:after="100" w:afterAutospacing="1"/>
-        <w:jc w:val="both"/>
-      </w:pPr>
-      <w:r>
-        <w:t xml:space="preserve">Moreover, I have been involved with </w:t>
-      </w:r>
-      <w:hyperlink r:id="rId12" w:history="1">
-        <w:proofErr w:type="spellStart"/>
-        <w:r>
-          <w:rPr>
-            <w:rStyle w:val="Hyperlink"/>
-            <w:rFonts w:cs="Times New Roman"/>
-          </w:rPr>
-          <w:t>Dr.</w:t>
-        </w:r>
-        <w:proofErr w:type="spellEnd"/>
-        <w:r>
-          <w:rPr>
-            <w:rStyle w:val="Hyperlink"/>
-            <w:rFonts w:cs="Times New Roman"/>
-          </w:rPr>
-          <w:t xml:space="preserve"> </w:t>
+          <w:t xml:space="preserve">Dr. </w:t>
         </w:r>
         <w:r>
           <w:rPr>
             <w:rStyle w:val="Hyperlink"/>
             <w:rFonts w:cs="Times New Roman"/>
           </w:rPr>
-          <w:t xml:space="preserve">de </w:t>
+          <w:t>de Looze</w:t>
         </w:r>
-        <w:proofErr w:type="spellStart"/>
-        <w:r>
-          <w:rPr>
-            <w:rStyle w:val="Hyperlink"/>
-            <w:rFonts w:cs="Times New Roman"/>
-          </w:rPr>
-          <w:t>Looze</w:t>
-        </w:r>
-        <w:proofErr w:type="spellEnd"/>
       </w:hyperlink>
       <w:r>
         <w:rPr>
@@ -574,7 +558,7 @@
         </w:rPr>
         <w:t xml:space="preserve"> </w:t>
       </w:r>
-      <w:hyperlink r:id="rId13" w:history="1">
+      <w:hyperlink r:id="rId18" w:history="1">
         <w:r>
           <w:rPr>
             <w:rStyle w:val="Hyperlink"/>
@@ -602,7 +586,7 @@
       <w:r>
         <w:t xml:space="preserve">. Furthermore, under the supervision of </w:t>
       </w:r>
-      <w:hyperlink r:id="rId14" w:history="1">
+      <w:hyperlink r:id="rId19" w:history="1">
         <w:r>
           <w:rPr>
             <w:rStyle w:val="Hyperlink"/>
@@ -656,15 +640,7 @@
         <w:t>’</w:t>
       </w:r>
       <w:r>
-        <w:t xml:space="preserve">s disease patients from healthy controls with an accuracy of 92%. I have also classified open resting state fMRI data (available on </w:t>
-      </w:r>
-      <w:proofErr w:type="spellStart"/>
-      <w:r>
-        <w:t>openfMRI</w:t>
-      </w:r>
-      <w:proofErr w:type="spellEnd"/>
-      <w:r>
-        <w:t>) for participants following treatment with Modafinil versus a placebo.</w:t>
+        <w:t>s disease patients from healthy controls with an accuracy of 92%. I have also classified open resting state fMRI data for participants following treatment with Modafinil versus a placebo.</w:t>
       </w:r>
     </w:p>
     <w:p>
@@ -853,37 +829,8 @@
         <w:t xml:space="preserve">Simatic </w:t>
       </w:r>
       <w:r>
-        <w:t xml:space="preserve">Manager, </w:t>
-      </w:r>
-      <w:proofErr w:type="spellStart"/>
-      <w:r>
-        <w:t>Easyveep</w:t>
-      </w:r>
-      <w:proofErr w:type="spellEnd"/>
-      <w:r>
-        <w:t xml:space="preserve">, Keil </w:t>
-      </w:r>
-      <w:proofErr w:type="spellStart"/>
-      <w:r>
-        <w:t>uVision</w:t>
-      </w:r>
-      <w:proofErr w:type="spellEnd"/>
-      <w:r>
-        <w:t xml:space="preserve">, ORCAD, Proteus, Model Sim, Questa Sim, Xilinx Software package, </w:t>
-      </w:r>
-      <w:proofErr w:type="spellStart"/>
-      <w:r>
-        <w:t>ESystem</w:t>
-      </w:r>
-      <w:proofErr w:type="spellEnd"/>
-      <w:r>
-        <w:t xml:space="preserve">, and </w:t>
-      </w:r>
-      <w:proofErr w:type="spellStart"/>
-      <w:r>
-        <w:t>Praat</w:t>
-      </w:r>
-      <w:proofErr w:type="spellEnd"/>
+        <w:t>Manager, Easyveep, Keil uVision, ORCAD, Proteus, Model Sim, Questa Sim, Xilinx Software package, ESystem, and Praat</w:t>
+      </w:r>
       <w:r>
         <w:t>.</w:t>
       </w:r>
@@ -973,21 +920,7 @@
         <w:rPr>
           <w:rFonts w:cs="Times New Roman"/>
         </w:rPr>
-        <w:t xml:space="preserve"> Ludwig-</w:t>
-      </w:r>
-      <w:proofErr w:type="spellStart"/>
-      <w:r>
-        <w:rPr>
-          <w:rFonts w:cs="Times New Roman"/>
-        </w:rPr>
-        <w:t>Maximilians</w:t>
-      </w:r>
-      <w:proofErr w:type="spellEnd"/>
-      <w:r>
-        <w:rPr>
-          <w:rFonts w:cs="Times New Roman"/>
-        </w:rPr>
-        <w:t xml:space="preserve">-Universität München </w:t>
+        <w:t xml:space="preserve"> Ludwig-Maximilians-Universität München </w:t>
       </w:r>
       <w:r>
         <w:rPr>
@@ -1101,7 +1034,7 @@
         </w:rPr>
         <w:t xml:space="preserve">: </w:t>
       </w:r>
-      <w:hyperlink r:id="rId15" w:anchor="IA" w:history="1">
+      <w:hyperlink r:id="rId20" w:anchor="IA" w:history="1">
         <w:r>
           <w:rPr>
             <w:rStyle w:val="Hyperlink"/>
@@ -1182,7 +1115,7 @@
         </w:rPr>
         <w:t xml:space="preserve"> different longitudinal clinical studies (</w:t>
       </w:r>
-      <w:hyperlink r:id="rId16" w:history="1">
+      <w:hyperlink r:id="rId21" w:history="1">
         <w:r>
           <w:rPr>
             <w:rStyle w:val="Hyperlink"/>
@@ -1197,7 +1130,7 @@
         </w:rPr>
         <w:t xml:space="preserve">, </w:t>
       </w:r>
-      <w:hyperlink r:id="rId17" w:history="1">
+      <w:hyperlink r:id="rId22" w:history="1">
         <w:r>
           <w:rPr>
             <w:rStyle w:val="Hyperlink"/>
@@ -1210,21 +1143,7 @@
         <w:rPr>
           <w:rFonts w:cs="Times New Roman"/>
         </w:rPr>
-        <w:t xml:space="preserve">, and two based in </w:t>
-      </w:r>
-      <w:proofErr w:type="spellStart"/>
-      <w:r>
-        <w:rPr>
-          <w:rFonts w:cs="Times New Roman"/>
-        </w:rPr>
-        <w:t>Ruijin</w:t>
-      </w:r>
-      <w:proofErr w:type="spellEnd"/>
-      <w:r>
-        <w:rPr>
-          <w:rFonts w:cs="Times New Roman"/>
-        </w:rPr>
-        <w:t>, China) examining potential disease modifying treatments for Parkinson’s disease.</w:t>
+        <w:t>, and two based in Ruijin, China) examining potential disease modifying treatments for Parkinson’s disease.</w:t>
       </w:r>
     </w:p>
     <w:p>
@@ -1260,22 +1179,13 @@
         </w:rPr>
         <w:t xml:space="preserve">, </w:t>
       </w:r>
-      <w:hyperlink r:id="rId18" w:history="1">
-        <w:proofErr w:type="spellStart"/>
+      <w:hyperlink r:id="rId23" w:history="1">
         <w:r>
           <w:rPr>
             <w:rStyle w:val="Hyperlink"/>
             <w:rFonts w:cs="Times New Roman"/>
           </w:rPr>
-          <w:t>ClearSky</w:t>
-        </w:r>
-        <w:proofErr w:type="spellEnd"/>
-        <w:r>
-          <w:rPr>
-            <w:rStyle w:val="Hyperlink"/>
-            <w:rFonts w:cs="Times New Roman"/>
-          </w:rPr>
-          <w:t xml:space="preserve"> Medical Diagnostics Ltd.</w:t>
+          <w:t>ClearSky Medical Diagnostics Ltd.</w:t>
         </w:r>
       </w:hyperlink>
       <w:r>
@@ -1345,7 +1255,7 @@
         </w:rPr>
         <w:t xml:space="preserve">, supervised by </w:t>
       </w:r>
-      <w:hyperlink r:id="rId19" w:history="1">
+      <w:hyperlink r:id="rId24" w:history="1">
         <w:r>
           <w:rPr>
             <w:rStyle w:val="Hyperlink"/>
@@ -1362,24 +1272,14 @@
         </w:rPr>
         <w:t xml:space="preserve">, and collaborating with </w:t>
       </w:r>
-      <w:hyperlink r:id="rId20" w:history="1">
-        <w:proofErr w:type="spellStart"/>
+      <w:hyperlink r:id="rId25" w:history="1">
         <w:r>
           <w:rPr>
             <w:rStyle w:val="Hyperlink"/>
             <w:rFonts w:cs="Times New Roman"/>
             <w:szCs w:val="24"/>
           </w:rPr>
-          <w:t>Dr.</w:t>
-        </w:r>
-        <w:proofErr w:type="spellEnd"/>
-        <w:r>
-          <w:rPr>
-            <w:rStyle w:val="Hyperlink"/>
-            <w:rFonts w:cs="Times New Roman"/>
-            <w:szCs w:val="24"/>
-          </w:rPr>
-          <w:t xml:space="preserve"> </w:t>
+          <w:t xml:space="preserve">Dr. </w:t>
         </w:r>
         <w:r>
           <w:rPr>
@@ -1480,22 +1380,13 @@
         </w:rPr>
         <w:t xml:space="preserve">, Aberdeen Biomedical Imaging Centre, University of Aberdeen (UK), supervised by </w:t>
       </w:r>
-      <w:hyperlink r:id="rId21" w:history="1">
-        <w:proofErr w:type="spellStart"/>
+      <w:hyperlink r:id="rId26" w:history="1">
         <w:r>
           <w:rPr>
             <w:rStyle w:val="Hyperlink"/>
             <w:rFonts w:cs="Times New Roman"/>
           </w:rPr>
-          <w:t>Dr.</w:t>
-        </w:r>
-        <w:proofErr w:type="spellEnd"/>
-        <w:r>
-          <w:rPr>
-            <w:rStyle w:val="Hyperlink"/>
-            <w:rFonts w:cs="Times New Roman"/>
-          </w:rPr>
-          <w:t xml:space="preserve"> </w:t>
+          <w:t xml:space="preserve">Dr. </w:t>
         </w:r>
         <w:r>
           <w:rPr>
@@ -1511,39 +1402,21 @@
         </w:rPr>
         <w:t xml:space="preserve">, and collaborating  with </w:t>
       </w:r>
-      <w:hyperlink r:id="rId22" w:history="1">
-        <w:proofErr w:type="spellStart"/>
+      <w:hyperlink r:id="rId27" w:history="1">
         <w:r>
           <w:rPr>
             <w:rStyle w:val="Hyperlink"/>
             <w:rFonts w:cs="Times New Roman"/>
           </w:rPr>
-          <w:t>Dr.</w:t>
-        </w:r>
-        <w:proofErr w:type="spellEnd"/>
-        <w:r>
-          <w:rPr>
-            <w:rStyle w:val="Hyperlink"/>
-            <w:rFonts w:cs="Times New Roman"/>
-          </w:rPr>
-          <w:t xml:space="preserve"> </w:t>
+          <w:t xml:space="preserve">Dr. </w:t>
         </w:r>
         <w:r>
           <w:rPr>
             <w:rStyle w:val="Hyperlink"/>
             <w:rFonts w:cs="Times New Roman"/>
           </w:rPr>
-          <w:t xml:space="preserve">Neil </w:t>
+          <w:t>Neil Basu</w:t>
         </w:r>
-        <w:proofErr w:type="spellStart"/>
-        <w:r>
-          <w:rPr>
-            <w:rStyle w:val="Hyperlink"/>
-            <w:rFonts w:cs="Times New Roman"/>
-          </w:rPr>
-          <w:t>Basu</w:t>
-        </w:r>
-        <w:proofErr w:type="spellEnd"/>
       </w:hyperlink>
       <w:r>
         <w:rPr>
@@ -1563,7 +1436,7 @@
       <w:r>
         <w:t xml:space="preserve"> large project titled </w:t>
       </w:r>
-      <w:hyperlink r:id="rId23" w:history="1">
+      <w:hyperlink r:id="rId28" w:history="1">
         <w:r>
           <w:rPr>
             <w:rStyle w:val="Hyperlink"/>
@@ -1593,21 +1466,7 @@
         <w:rPr>
           <w:rFonts w:cs="Times New Roman"/>
         </w:rPr>
-        <w:t xml:space="preserve">the analysis and understanding of a multimodal MRI/fMRI brain study, using machine learning techniques, </w:t>
-      </w:r>
-      <w:proofErr w:type="gramStart"/>
-      <w:r>
-        <w:rPr>
-          <w:rFonts w:cs="Times New Roman"/>
-        </w:rPr>
-        <w:t>in order to</w:t>
-      </w:r>
-      <w:proofErr w:type="gramEnd"/>
-      <w:r>
-        <w:rPr>
-          <w:rFonts w:cs="Times New Roman"/>
-        </w:rPr>
-        <w:t xml:space="preserve"> identify potential central neurobiological correlates of rheumatoid arthritis related fatigue and to then characterise the most plausible mediators of fatigue which may be feasibly targeted in the future.</w:t>
+        <w:t>the analysis and understanding of a multimodal MRI/fMRI brain study, using machine learning techniques, in order to identify potential central neurobiological correlates of rheumatoid arthritis related fatigue and to then characterise the most plausible mediators of fatigue which may be feasibly targeted in the future.</w:t>
       </w:r>
     </w:p>
     <w:p>
@@ -1643,7 +1502,7 @@
         </w:rPr>
         <w:t xml:space="preserve">, </w:t>
       </w:r>
-      <w:hyperlink r:id="rId24" w:history="1">
+      <w:hyperlink r:id="rId29" w:history="1">
         <w:r>
           <w:rPr>
             <w:rStyle w:val="Hyperlink"/>
@@ -1750,7 +1609,7 @@
         </w:rPr>
         <w:t xml:space="preserve">for </w:t>
       </w:r>
-      <w:hyperlink r:id="rId25" w:history="1">
+      <w:hyperlink r:id="rId30" w:history="1">
         <w:r>
           <w:rPr>
             <w:rStyle w:val="Hyperlink"/>
@@ -1816,39 +1675,21 @@
         </w:rPr>
         <w:t xml:space="preserve">, The Neural Engineering Group at the University of Dublin (Ireland), supervised by </w:t>
       </w:r>
-      <w:hyperlink r:id="rId26" w:history="1">
-        <w:proofErr w:type="spellStart"/>
+      <w:hyperlink r:id="rId31" w:history="1">
         <w:r>
           <w:rPr>
             <w:rStyle w:val="Hyperlink"/>
             <w:rFonts w:cs="Times New Roman"/>
           </w:rPr>
-          <w:t>Dr.</w:t>
-        </w:r>
-        <w:proofErr w:type="spellEnd"/>
-        <w:r>
-          <w:rPr>
-            <w:rStyle w:val="Hyperlink"/>
-            <w:rFonts w:cs="Times New Roman"/>
-          </w:rPr>
-          <w:t xml:space="preserve"> </w:t>
+          <w:t xml:space="preserve">Dr. </w:t>
         </w:r>
         <w:r>
           <w:rPr>
             <w:rStyle w:val="Hyperlink"/>
             <w:rFonts w:cs="Times New Roman"/>
           </w:rPr>
-          <w:t xml:space="preserve">Céline de </w:t>
+          <w:t>Céline de Looze</w:t>
         </w:r>
-        <w:proofErr w:type="spellStart"/>
-        <w:r>
-          <w:rPr>
-            <w:rStyle w:val="Hyperlink"/>
-            <w:rFonts w:cs="Times New Roman"/>
-          </w:rPr>
-          <w:t>Looze</w:t>
-        </w:r>
-        <w:proofErr w:type="spellEnd"/>
       </w:hyperlink>
       <w:r>
         <w:rPr>
@@ -1856,7 +1697,7 @@
         </w:rPr>
         <w:t xml:space="preserve"> and </w:t>
       </w:r>
-      <w:hyperlink r:id="rId27" w:history="1">
+      <w:hyperlink r:id="rId32" w:history="1">
         <w:r>
           <w:rPr>
             <w:rStyle w:val="Hyperlink"/>
@@ -1907,43 +1748,20 @@
         </w:rPr>
         <w:t xml:space="preserve">, </w:t>
       </w:r>
-      <w:hyperlink r:id="rId28" w:history="1">
-        <w:proofErr w:type="spellStart"/>
+      <w:hyperlink r:id="rId33" w:history="1">
         <w:r>
           <w:rPr>
             <w:rStyle w:val="Hyperlink"/>
             <w:rFonts w:cs="Times New Roman"/>
           </w:rPr>
-          <w:t>ClearSky</w:t>
-        </w:r>
-        <w:proofErr w:type="spellEnd"/>
-        <w:r>
-          <w:rPr>
-            <w:rStyle w:val="Hyperlink"/>
-            <w:rFonts w:cs="Times New Roman"/>
-          </w:rPr>
-          <w:t xml:space="preserve"> Medical Diagnostics Ltd.</w:t>
+          <w:t>ClearSky Medical Diagnostics Ltd.</w:t>
         </w:r>
       </w:hyperlink>
       <w:r>
         <w:rPr>
           <w:rFonts w:cs="Times New Roman"/>
         </w:rPr>
-        <w:t xml:space="preserve">, a spinout company which specialises in medical devices for the diagnosis and monitoring of Parkinson’s disease, Alzheimer’s </w:t>
-      </w:r>
-      <w:proofErr w:type="gramStart"/>
-      <w:r>
-        <w:rPr>
-          <w:rFonts w:cs="Times New Roman"/>
-        </w:rPr>
-        <w:t>disease</w:t>
-      </w:r>
-      <w:proofErr w:type="gramEnd"/>
-      <w:r>
-        <w:rPr>
-          <w:rFonts w:cs="Times New Roman"/>
-        </w:rPr>
-        <w:t xml:space="preserve"> and a range of other neurodegenerative conditions.</w:t>
+        <w:t>, a spinout company which specialises in medical devices for the diagnosis and monitoring of Parkinson’s disease, Alzheimer’s disease and a range of other neurodegenerative conditions.</w:t>
       </w:r>
     </w:p>
     <w:p>
@@ -1986,7 +1804,7 @@
         </w:rPr>
         <w:t>project “</w:t>
       </w:r>
-      <w:hyperlink r:id="rId29" w:history="1">
+      <w:hyperlink r:id="rId34" w:history="1">
         <w:r>
           <w:rPr>
             <w:rStyle w:val="Hyperlink"/>
@@ -2039,21 +1857,7 @@
         <w:rPr>
           <w:rFonts w:cs="Times New Roman"/>
         </w:rPr>
-        <w:t>, working in ‘</w:t>
-      </w:r>
-      <w:proofErr w:type="spellStart"/>
-      <w:r>
-        <w:rPr>
-          <w:rFonts w:cs="Times New Roman"/>
-        </w:rPr>
-        <w:t>Padideh</w:t>
-      </w:r>
-      <w:proofErr w:type="spellEnd"/>
-      <w:r>
-        <w:rPr>
-          <w:rFonts w:cs="Times New Roman"/>
-        </w:rPr>
-        <w:t xml:space="preserve"> Control Engineering’ Office. Programming and installing PLC devices</w:t>
+        <w:t>, working in ‘Padideh Control Engineering’ Office. Programming and installing PLC devices</w:t>
       </w:r>
       <w:r>
         <w:rPr>
@@ -2161,7 +1965,7 @@
         </w:rPr>
         <w:t xml:space="preserve">for </w:t>
       </w:r>
-      <w:hyperlink r:id="rId30" w:history="1">
+      <w:hyperlink r:id="rId35" w:history="1">
         <w:r>
           <w:rPr>
             <w:rStyle w:val="Hyperlink"/>
@@ -2299,7 +2103,7 @@
         </w:rPr>
         <w:t xml:space="preserve">2018: PhD Electronic Engineering, University of York (UK). Supervision: </w:t>
       </w:r>
-      <w:hyperlink r:id="rId31" w:history="1">
+      <w:hyperlink r:id="rId36" w:history="1">
         <w:r>
           <w:rPr>
             <w:rStyle w:val="Hyperlink"/>
@@ -2599,23 +2403,7 @@
           <w:rFonts w:cs="Times New Roman"/>
           <w:lang w:eastAsia="en-GB"/>
         </w:rPr>
-        <w:t xml:space="preserve">De </w:t>
-      </w:r>
-      <w:proofErr w:type="spellStart"/>
-      <w:r>
-        <w:rPr>
-          <w:rFonts w:cs="Times New Roman"/>
-          <w:lang w:eastAsia="en-GB"/>
-        </w:rPr>
-        <w:t>Looze</w:t>
-      </w:r>
-      <w:proofErr w:type="spellEnd"/>
-      <w:r>
-        <w:rPr>
-          <w:rFonts w:cs="Times New Roman"/>
-          <w:lang w:eastAsia="en-GB"/>
-        </w:rPr>
-        <w:t xml:space="preserve"> C, Dehsarvi A, Crosby L, et al. </w:t>
+        <w:t xml:space="preserve">De Looze C, Dehsarvi A, Crosby L, et al. </w:t>
       </w:r>
       <w:r>
         <w:rPr>
@@ -2816,9 +2604,84 @@
           <w:iCs/>
           <w:lang w:eastAsia="en-GB"/>
         </w:rPr>
-        <w:t xml:space="preserve">El </w:t>
-      </w:r>
-      <w:proofErr w:type="spellStart"/>
+        <w:t>El Yacoubi, M., Granger, E., Yuen, P.C., Pal, U., Vincent, N. (eds) Pattern Recognition and Artificial Intelligence. ICPRAI 2022. Lecture Notes in Computer Science, vol 13364. Springer, Cham</w:t>
+      </w:r>
+      <w:r>
+        <w:rPr>
+          <w:rFonts w:cs="Times New Roman"/>
+          <w:lang w:eastAsia="en-GB"/>
+        </w:rPr>
+        <w:t>.</w:t>
+      </w:r>
+      <w:r>
+        <w:rPr>
+          <w:rFonts w:cs="Times New Roman"/>
+          <w:lang w:eastAsia="en-GB"/>
+        </w:rPr>
+        <w:t xml:space="preserve"> </w:t>
+      </w:r>
+      <w:r>
+        <w:rPr>
+          <w:rFonts w:cs="Times New Roman"/>
+          <w:lang w:eastAsia="en-GB"/>
+        </w:rPr>
+        <w:t>doi:</w:t>
+      </w:r>
+      <w:r>
+        <w:t xml:space="preserve"> </w:t>
+      </w:r>
+      <w:r>
+        <w:rPr>
+          <w:rFonts w:cs="Times New Roman"/>
+          <w:lang w:eastAsia="en-GB"/>
+        </w:rPr>
+        <w:t>10.1007/978-3-031-09282-4_17</w:t>
+      </w:r>
+    </w:p>
+    <w:p>
+      <w:pPr>
+        <w:ind w:left="540" w:hanging="540"/>
+        <w:jc w:val="both"/>
+        <w:rPr>
+          <w:rFonts w:cs="Times New Roman"/>
+          <w:lang w:eastAsia="en-GB"/>
+        </w:rPr>
+      </w:pPr>
+      <w:r>
+        <w:rPr>
+          <w:rFonts w:cs="Times New Roman"/>
+          <w:lang w:eastAsia="en-GB"/>
+        </w:rPr>
+        <w:t>De Looze C, Dehsarvi A, Crosby L, et al. Cognitive and Structural Correlates of Conversational Speech Timing in Mild Cognitive Impairment and Mild-to-Moderate Alzheimer’s Disease: Relevance for Early Detection Approaches.</w:t>
+      </w:r>
+      <w:r>
+        <w:rPr>
+          <w:rFonts w:cs="Times New Roman"/>
+          <w:lang w:eastAsia="en-GB"/>
+        </w:rPr>
+        <w:t xml:space="preserve"> 202</w:t>
+      </w:r>
+      <w:r>
+        <w:rPr>
+          <w:rFonts w:cs="Times New Roman"/>
+          <w:lang w:eastAsia="en-GB"/>
+        </w:rPr>
+        <w:t>1</w:t>
+      </w:r>
+      <w:r>
+        <w:rPr>
+          <w:rFonts w:cs="Times New Roman"/>
+          <w:lang w:eastAsia="en-GB"/>
+        </w:rPr>
+        <w:t>;</w:t>
+      </w:r>
+      <w:r>
+        <w:rPr>
+          <w:rFonts w:cs="Times New Roman"/>
+          <w:lang w:eastAsia="en-GB"/>
+        </w:rPr>
+        <w:t xml:space="preserve"> </w:t>
+      </w:r>
       <w:r>
         <w:rPr>
           <w:rFonts w:cs="Times New Roman"/>
@@ -2826,9 +2689,140 @@
           <w:iCs/>
           <w:lang w:eastAsia="en-GB"/>
         </w:rPr>
-        <w:t>Yacoubi</w:t>
-      </w:r>
-      <w:proofErr w:type="spellEnd"/>
+        <w:t>Front Aging Neurosci</w:t>
+      </w:r>
+      <w:r>
+        <w:rPr>
+          <w:rFonts w:cs="Times New Roman"/>
+          <w:lang w:eastAsia="en-GB"/>
+        </w:rPr>
+        <w:t>. 2021;</w:t>
+      </w:r>
+      <w:r>
+        <w:rPr>
+          <w:rFonts w:cs="Times New Roman"/>
+          <w:lang w:eastAsia="en-GB"/>
+        </w:rPr>
+        <w:t xml:space="preserve"> </w:t>
+      </w:r>
+      <w:r>
+        <w:rPr>
+          <w:rFonts w:cs="Times New Roman"/>
+          <w:lang w:eastAsia="en-GB"/>
+        </w:rPr>
+        <w:t>13</w:t>
+      </w:r>
+      <w:r>
+        <w:rPr>
+          <w:rFonts w:cs="Times New Roman"/>
+          <w:lang w:eastAsia="en-GB"/>
+        </w:rPr>
+        <w:t xml:space="preserve"> </w:t>
+      </w:r>
+      <w:r>
+        <w:rPr>
+          <w:rFonts w:cs="Times New Roman"/>
+          <w:lang w:eastAsia="en-GB"/>
+        </w:rPr>
+        <w:t>(April):</w:t>
+      </w:r>
+      <w:r>
+        <w:rPr>
+          <w:rFonts w:cs="Times New Roman"/>
+          <w:lang w:eastAsia="en-GB"/>
+        </w:rPr>
+        <w:t xml:space="preserve"> </w:t>
+      </w:r>
+      <w:r>
+        <w:rPr>
+          <w:rFonts w:cs="Times New Roman"/>
+          <w:lang w:eastAsia="en-GB"/>
+        </w:rPr>
+        <w:t>1-17. doi:10.3389/fnagi.2021.637404</w:t>
+      </w:r>
+    </w:p>
+    <w:p>
+      <w:pPr>
+        <w:ind w:left="540" w:hanging="540"/>
+        <w:jc w:val="both"/>
+      </w:pPr>
+      <w:r>
+        <w:t xml:space="preserve">Dehsarvi A, Smith SL. Classification of resting-state fMRI for olfactory dysfunction in </w:t>
+      </w:r>
+      <w:r>
+        <w:t>P</w:t>
+      </w:r>
+      <w:r>
+        <w:t xml:space="preserve">arkinson’s disease using evolutionary algorithms. In: </w:t>
+      </w:r>
+      <w:r>
+        <w:rPr>
+          <w:i/>
+          <w:iCs/>
+        </w:rPr>
+        <w:t>Proceedings of the Genetic and Evolutionary Computation Conference Companion on - GECCO ’18</w:t>
+      </w:r>
+      <w:r>
+        <w:t>. ACM Press; 2018:264-265. doi:10.1145/3205651.3205681</w:t>
+      </w:r>
+    </w:p>
+    <w:p>
+      <w:pPr>
+        <w:ind w:left="540" w:hanging="540"/>
+        <w:jc w:val="both"/>
+        <w:rPr>
+          <w:rFonts w:cs="Times New Roman"/>
+        </w:rPr>
+      </w:pPr>
+      <w:r>
+        <w:rPr>
+          <w:rFonts w:cs="Times New Roman"/>
+          <w:lang w:eastAsia="en-GB"/>
+        </w:rPr>
+        <w:t>Dehsarvi, A</w:t>
+      </w:r>
+      <w:r>
+        <w:rPr>
+          <w:rFonts w:cs="Times New Roman"/>
+          <w:lang w:eastAsia="en-GB"/>
+        </w:rPr>
+        <w:t xml:space="preserve">., &amp; </w:t>
+      </w:r>
+      <w:r>
+        <w:rPr>
+          <w:rFonts w:cs="Times New Roman"/>
+          <w:lang w:eastAsia="en-GB"/>
+        </w:rPr>
+        <w:t>Smith, S</w:t>
+      </w:r>
+      <w:r>
+        <w:rPr>
+          <w:rFonts w:cs="Times New Roman"/>
+          <w:lang w:eastAsia="en-GB"/>
+        </w:rPr>
+        <w:t xml:space="preserve">. </w:t>
+      </w:r>
+      <w:r>
+        <w:rPr>
+          <w:rFonts w:cs="Times New Roman"/>
+          <w:lang w:eastAsia="en-GB"/>
+        </w:rPr>
+        <w:t xml:space="preserve">L. </w:t>
+      </w:r>
+      <w:r>
+        <w:rPr>
+          <w:rFonts w:cs="Times New Roman"/>
+          <w:lang w:eastAsia="en-GB"/>
+        </w:rPr>
+        <w:t>(</w:t>
+      </w:r>
+      <w:r>
+        <w:rPr>
+          <w:rFonts w:cs="Times New Roman"/>
+          <w:lang w:eastAsia="en-GB"/>
+        </w:rPr>
+        <w:t xml:space="preserve">under review, </w:t>
+      </w:r>
       <w:r>
         <w:rPr>
           <w:rFonts w:cs="Times New Roman"/>
@@ -2836,277 +2830,13 @@
           <w:iCs/>
           <w:lang w:eastAsia="en-GB"/>
         </w:rPr>
-        <w:t>, M., Granger, E., Yuen, P.C., Pal, U., Vincent, N. (eds) Pattern Recognition and Artificial Intelligence. ICPRAI 2022. Lecture Notes in Computer Science, vol 13364. Springer, Cham</w:t>
+        <w:t>NeuroImage: Clinical</w:t>
       </w:r>
       <w:r>
         <w:rPr>
           <w:rFonts w:cs="Times New Roman"/>
           <w:lang w:eastAsia="en-GB"/>
         </w:rPr>
-        <w:t>.</w:t>
-      </w:r>
-      <w:r>
-        <w:rPr>
-          <w:rFonts w:cs="Times New Roman"/>
-          <w:lang w:eastAsia="en-GB"/>
-        </w:rPr>
-        <w:t xml:space="preserve"> </w:t>
-      </w:r>
-      <w:r>
-        <w:rPr>
-          <w:rFonts w:cs="Times New Roman"/>
-          <w:lang w:eastAsia="en-GB"/>
-        </w:rPr>
-        <w:t>doi:</w:t>
-      </w:r>
-      <w:r>
-        <w:t xml:space="preserve"> </w:t>
-      </w:r>
-      <w:r>
-        <w:rPr>
-          <w:rFonts w:cs="Times New Roman"/>
-          <w:lang w:eastAsia="en-GB"/>
-        </w:rPr>
-        <w:t>10.1007/978-3-031-09282-4_17</w:t>
-      </w:r>
-    </w:p>
-    <w:p>
-      <w:pPr>
-        <w:ind w:left="540" w:hanging="540"/>
-        <w:jc w:val="both"/>
-        <w:rPr>
-          <w:rFonts w:cs="Times New Roman"/>
-          <w:lang w:eastAsia="en-GB"/>
-        </w:rPr>
-      </w:pPr>
-      <w:r>
-        <w:rPr>
-          <w:rFonts w:cs="Times New Roman"/>
-          <w:lang w:eastAsia="en-GB"/>
-        </w:rPr>
-        <w:t xml:space="preserve">De </w:t>
-      </w:r>
-      <w:proofErr w:type="spellStart"/>
-      <w:r>
-        <w:rPr>
-          <w:rFonts w:cs="Times New Roman"/>
-          <w:lang w:eastAsia="en-GB"/>
-        </w:rPr>
-        <w:t>Looze</w:t>
-      </w:r>
-      <w:proofErr w:type="spellEnd"/>
-      <w:r>
-        <w:rPr>
-          <w:rFonts w:cs="Times New Roman"/>
-          <w:lang w:eastAsia="en-GB"/>
-        </w:rPr>
-        <w:t xml:space="preserve"> C, Dehsarvi A, Crosby L, et al. Cognitive and Structural Correlates of Conversational Speech Timing in Mild Cognitive Impairment and Mild-to-Moderate Alzheimer’s Disease: Relevance for Early Detection Approaches.</w:t>
-      </w:r>
-      <w:r>
-        <w:rPr>
-          <w:rFonts w:cs="Times New Roman"/>
-          <w:lang w:eastAsia="en-GB"/>
-        </w:rPr>
-        <w:t xml:space="preserve"> 202</w:t>
-      </w:r>
-      <w:r>
-        <w:rPr>
-          <w:rFonts w:cs="Times New Roman"/>
-          <w:lang w:eastAsia="en-GB"/>
-        </w:rPr>
-        <w:t>1</w:t>
-      </w:r>
-      <w:r>
-        <w:rPr>
-          <w:rFonts w:cs="Times New Roman"/>
-          <w:lang w:eastAsia="en-GB"/>
-        </w:rPr>
-        <w:t>;</w:t>
-      </w:r>
-      <w:r>
-        <w:rPr>
-          <w:rFonts w:cs="Times New Roman"/>
-          <w:lang w:eastAsia="en-GB"/>
-        </w:rPr>
-        <w:t xml:space="preserve"> </w:t>
-      </w:r>
-      <w:r>
-        <w:rPr>
-          <w:rFonts w:cs="Times New Roman"/>
-          <w:i/>
-          <w:iCs/>
-          <w:lang w:eastAsia="en-GB"/>
-        </w:rPr>
-        <w:t xml:space="preserve">Front Aging </w:t>
-      </w:r>
-      <w:proofErr w:type="spellStart"/>
-      <w:r>
-        <w:rPr>
-          <w:rFonts w:cs="Times New Roman"/>
-          <w:i/>
-          <w:iCs/>
-          <w:lang w:eastAsia="en-GB"/>
-        </w:rPr>
-        <w:t>Neurosci</w:t>
-      </w:r>
-      <w:proofErr w:type="spellEnd"/>
-      <w:r>
-        <w:rPr>
-          <w:rFonts w:cs="Times New Roman"/>
-          <w:lang w:eastAsia="en-GB"/>
-        </w:rPr>
-        <w:t>. 2021;</w:t>
-      </w:r>
-      <w:r>
-        <w:rPr>
-          <w:rFonts w:cs="Times New Roman"/>
-          <w:lang w:eastAsia="en-GB"/>
-        </w:rPr>
-        <w:t xml:space="preserve"> </w:t>
-      </w:r>
-      <w:r>
-        <w:rPr>
-          <w:rFonts w:cs="Times New Roman"/>
-          <w:lang w:eastAsia="en-GB"/>
-        </w:rPr>
-        <w:t>13</w:t>
-      </w:r>
-      <w:r>
-        <w:rPr>
-          <w:rFonts w:cs="Times New Roman"/>
-          <w:lang w:eastAsia="en-GB"/>
-        </w:rPr>
-        <w:t xml:space="preserve"> </w:t>
-      </w:r>
-      <w:r>
-        <w:rPr>
-          <w:rFonts w:cs="Times New Roman"/>
-          <w:lang w:eastAsia="en-GB"/>
-        </w:rPr>
-        <w:t>(April):</w:t>
-      </w:r>
-      <w:r>
-        <w:rPr>
-          <w:rFonts w:cs="Times New Roman"/>
-          <w:lang w:eastAsia="en-GB"/>
-        </w:rPr>
-        <w:t xml:space="preserve"> </w:t>
-      </w:r>
-      <w:r>
-        <w:rPr>
-          <w:rFonts w:cs="Times New Roman"/>
-          <w:lang w:eastAsia="en-GB"/>
-        </w:rPr>
-        <w:t>1-17. doi:10.3389/fnagi.2021.637404</w:t>
-      </w:r>
-    </w:p>
-    <w:p>
-      <w:pPr>
-        <w:ind w:left="540" w:hanging="540"/>
-        <w:jc w:val="both"/>
-      </w:pPr>
-      <w:r>
-        <w:t xml:space="preserve">Dehsarvi A, Smith SL. Classification of resting-state fMRI for olfactory dysfunction in </w:t>
-      </w:r>
-      <w:r>
-        <w:t>P</w:t>
-      </w:r>
-      <w:r>
-        <w:t xml:space="preserve">arkinson’s disease using evolutionary algorithms. In: </w:t>
-      </w:r>
-      <w:r>
-        <w:rPr>
-          <w:i/>
-          <w:iCs/>
-        </w:rPr>
-        <w:t>Proceedings of the Genetic and Evolutionary Computation Conference Companion on - GECCO ’18</w:t>
-      </w:r>
-      <w:r>
-        <w:t>. ACM Press; 2018:264-265. doi:10.1145/3205651.3205681</w:t>
-      </w:r>
-    </w:p>
-    <w:p>
-      <w:pPr>
-        <w:ind w:left="540" w:hanging="540"/>
-        <w:jc w:val="both"/>
-        <w:rPr>
-          <w:rFonts w:cs="Times New Roman"/>
-        </w:rPr>
-      </w:pPr>
-      <w:r>
-        <w:rPr>
-          <w:rFonts w:cs="Times New Roman"/>
-          <w:lang w:eastAsia="en-GB"/>
-        </w:rPr>
-        <w:t>Dehsarvi, A</w:t>
-      </w:r>
-      <w:r>
-        <w:rPr>
-          <w:rFonts w:cs="Times New Roman"/>
-          <w:lang w:eastAsia="en-GB"/>
-        </w:rPr>
-        <w:t xml:space="preserve">., &amp; </w:t>
-      </w:r>
-      <w:r>
-        <w:rPr>
-          <w:rFonts w:cs="Times New Roman"/>
-          <w:lang w:eastAsia="en-GB"/>
-        </w:rPr>
-        <w:t>Smith, S</w:t>
-      </w:r>
-      <w:r>
-        <w:rPr>
-          <w:rFonts w:cs="Times New Roman"/>
-          <w:lang w:eastAsia="en-GB"/>
-        </w:rPr>
-        <w:t xml:space="preserve">. </w:t>
-      </w:r>
-      <w:r>
-        <w:rPr>
-          <w:rFonts w:cs="Times New Roman"/>
-          <w:lang w:eastAsia="en-GB"/>
-        </w:rPr>
-        <w:t xml:space="preserve">L. </w:t>
-      </w:r>
-      <w:r>
-        <w:rPr>
-          <w:rFonts w:cs="Times New Roman"/>
-          <w:lang w:eastAsia="en-GB"/>
-        </w:rPr>
-        <w:t>(</w:t>
-      </w:r>
-      <w:r>
-        <w:rPr>
-          <w:rFonts w:cs="Times New Roman"/>
-          <w:lang w:eastAsia="en-GB"/>
-        </w:rPr>
-        <w:t xml:space="preserve">under review, </w:t>
-      </w:r>
-      <w:proofErr w:type="spellStart"/>
-      <w:r>
-        <w:rPr>
-          <w:rFonts w:cs="Times New Roman"/>
-          <w:i/>
-          <w:iCs/>
-          <w:lang w:eastAsia="en-GB"/>
-        </w:rPr>
-        <w:t>NeuroImage</w:t>
-      </w:r>
-      <w:proofErr w:type="spellEnd"/>
-      <w:r>
-        <w:rPr>
-          <w:rFonts w:cs="Times New Roman"/>
-          <w:i/>
-          <w:iCs/>
-          <w:lang w:eastAsia="en-GB"/>
-        </w:rPr>
-        <w:t>: Clinical</w:t>
-      </w:r>
-      <w:r>
-        <w:rPr>
-          <w:rFonts w:cs="Times New Roman"/>
-          <w:lang w:eastAsia="en-GB"/>
-        </w:rPr>
         <w:t xml:space="preserve">). </w:t>
       </w:r>
       <w:r>
@@ -3121,7 +2851,7 @@
         </w:rPr>
         <w:t xml:space="preserve"> (</w:t>
       </w:r>
-      <w:hyperlink r:id="rId32" w:history="1">
+      <w:hyperlink r:id="rId37" w:history="1">
         <w:r>
           <w:rPr>
             <w:rStyle w:val="Hyperlink"/>
@@ -3590,25 +3320,7 @@
           <w:szCs w:val="24"/>
           <w:lang w:eastAsia="en-GB"/>
         </w:rPr>
-        <w:t xml:space="preserve"> and </w:t>
-      </w:r>
-      <w:proofErr w:type="spellStart"/>
-      <w:r>
-        <w:rPr>
-          <w:rFonts w:eastAsia="Times New Roman" w:cs="Times New Roman"/>
-          <w:szCs w:val="24"/>
-          <w:lang w:eastAsia="en-GB"/>
-        </w:rPr>
-        <w:t>ClearSky</w:t>
-      </w:r>
-      <w:proofErr w:type="spellEnd"/>
-      <w:r>
-        <w:rPr>
-          <w:rFonts w:eastAsia="Times New Roman" w:cs="Times New Roman"/>
-          <w:szCs w:val="24"/>
-          <w:lang w:eastAsia="en-GB"/>
-        </w:rPr>
-        <w:t xml:space="preserve"> </w:t>
+        <w:t xml:space="preserve"> and ClearSky </w:t>
       </w:r>
       <w:r>
         <w:rPr>
@@ -3749,24 +3461,14 @@
         </w:rPr>
         <w:t xml:space="preserve">: Conference committee member of </w:t>
       </w:r>
-      <w:hyperlink r:id="rId33" w:history="1">
-        <w:proofErr w:type="spellStart"/>
+      <w:hyperlink r:id="rId38" w:history="1">
         <w:r>
           <w:rPr>
             <w:rStyle w:val="Hyperlink"/>
             <w:rFonts w:cs="Times New Roman"/>
             <w:szCs w:val="24"/>
           </w:rPr>
-          <w:t>EvoApplications</w:t>
-        </w:r>
-        <w:proofErr w:type="spellEnd"/>
-        <w:r>
-          <w:rPr>
-            <w:rStyle w:val="Hyperlink"/>
-            <w:rFonts w:cs="Times New Roman"/>
-            <w:szCs w:val="24"/>
-          </w:rPr>
-          <w:t>*</w:t>
+          <w:t>EvoApplications*</w:t>
         </w:r>
       </w:hyperlink>
       <w:r>
@@ -3830,7 +3532,7 @@
         </w:rPr>
         <w:t xml:space="preserve">2022: Conference committee member of </w:t>
       </w:r>
-      <w:hyperlink r:id="rId34" w:history="1">
+      <w:hyperlink r:id="rId39" w:history="1">
         <w:r>
           <w:rPr>
             <w:rStyle w:val="Hyperlink"/>
@@ -3912,24 +3614,14 @@
         </w:rPr>
         <w:t xml:space="preserve">2022: Conference committee member of </w:t>
       </w:r>
-      <w:hyperlink r:id="rId35" w:history="1">
-        <w:proofErr w:type="spellStart"/>
+      <w:hyperlink r:id="rId40" w:history="1">
         <w:r>
           <w:rPr>
             <w:rStyle w:val="Hyperlink"/>
             <w:rFonts w:cs="Times New Roman"/>
             <w:szCs w:val="24"/>
           </w:rPr>
-          <w:t>EvoApplications</w:t>
-        </w:r>
-        <w:proofErr w:type="spellEnd"/>
-        <w:r>
-          <w:rPr>
-            <w:rStyle w:val="Hyperlink"/>
-            <w:rFonts w:cs="Times New Roman"/>
-            <w:szCs w:val="24"/>
-          </w:rPr>
-          <w:t>*</w:t>
+          <w:t>EvoApplications*</w:t>
         </w:r>
       </w:hyperlink>
       <w:r>
@@ -4093,24 +3785,14 @@
         </w:rPr>
         <w:t xml:space="preserve">2021: Conference committee member of </w:t>
       </w:r>
-      <w:hyperlink r:id="rId36" w:history="1">
-        <w:proofErr w:type="spellStart"/>
+      <w:hyperlink r:id="rId41" w:history="1">
         <w:r>
           <w:rPr>
             <w:rStyle w:val="Hyperlink"/>
             <w:rFonts w:cs="Times New Roman"/>
             <w:szCs w:val="24"/>
           </w:rPr>
-          <w:t>EvoApplications</w:t>
-        </w:r>
-        <w:proofErr w:type="spellEnd"/>
-        <w:r>
-          <w:rPr>
-            <w:rStyle w:val="Hyperlink"/>
-            <w:rFonts w:cs="Times New Roman"/>
-            <w:szCs w:val="24"/>
-          </w:rPr>
-          <w:t>*</w:t>
+          <w:t>EvoApplications*</w:t>
         </w:r>
       </w:hyperlink>
       <w:r>
@@ -4188,24 +3870,14 @@
         </w:rPr>
         <w:t xml:space="preserve">2020: Conference committee member of </w:t>
       </w:r>
-      <w:hyperlink r:id="rId37" w:history="1">
-        <w:proofErr w:type="spellStart"/>
+      <w:hyperlink r:id="rId42" w:history="1">
         <w:r>
           <w:rPr>
             <w:rStyle w:val="Hyperlink"/>
             <w:rFonts w:cs="Times New Roman"/>
             <w:szCs w:val="24"/>
           </w:rPr>
-          <w:t>EvoApplications</w:t>
-        </w:r>
-        <w:proofErr w:type="spellEnd"/>
-        <w:r>
-          <w:rPr>
-            <w:rStyle w:val="Hyperlink"/>
-            <w:rFonts w:cs="Times New Roman"/>
-            <w:szCs w:val="24"/>
-          </w:rPr>
-          <w:t>*</w:t>
+          <w:t>EvoApplications*</w:t>
         </w:r>
       </w:hyperlink>
       <w:r>
@@ -4273,24 +3945,14 @@
         </w:rPr>
         <w:t xml:space="preserve"> </w:t>
       </w:r>
-      <w:hyperlink r:id="rId38" w:history="1">
-        <w:proofErr w:type="spellStart"/>
+      <w:hyperlink r:id="rId43" w:history="1">
         <w:r>
           <w:rPr>
             <w:rStyle w:val="Hyperlink"/>
             <w:rFonts w:cs="Times New Roman"/>
             <w:szCs w:val="24"/>
           </w:rPr>
-          <w:t>SocProS</w:t>
-        </w:r>
-        <w:proofErr w:type="spellEnd"/>
-        <w:r>
-          <w:rPr>
-            <w:rStyle w:val="Hyperlink"/>
-            <w:rFonts w:cs="Times New Roman"/>
-            <w:szCs w:val="24"/>
-          </w:rPr>
-          <w:t xml:space="preserve"> 2020</w:t>
+          <w:t>SocProS 2020</w:t>
         </w:r>
       </w:hyperlink>
       <w:r>
@@ -4387,7 +4049,7 @@
         </w:rPr>
         <w:t xml:space="preserve">2016: Conference committee member of </w:t>
       </w:r>
-      <w:hyperlink r:id="rId39" w:history="1">
+      <w:hyperlink r:id="rId44" w:history="1">
         <w:r>
           <w:rPr>
             <w:rStyle w:val="Hyperlink"/>
@@ -4461,24 +4123,14 @@
         </w:rPr>
         <w:t xml:space="preserve"> </w:t>
       </w:r>
-      <w:hyperlink r:id="rId40" w:history="1">
-        <w:proofErr w:type="spellStart"/>
+      <w:hyperlink r:id="rId45" w:history="1">
         <w:r>
           <w:rPr>
             <w:rStyle w:val="Hyperlink"/>
             <w:rFonts w:cs="Times New Roman"/>
             <w:szCs w:val="24"/>
           </w:rPr>
-          <w:t>PsyPAG</w:t>
-        </w:r>
-        <w:proofErr w:type="spellEnd"/>
-        <w:r>
-          <w:rPr>
-            <w:rStyle w:val="Hyperlink"/>
-            <w:rFonts w:cs="Times New Roman"/>
-            <w:szCs w:val="24"/>
-          </w:rPr>
-          <w:t xml:space="preserve"> Conference 2016</w:t>
+          <w:t>PsyPAG Conference 2016</w:t>
         </w:r>
       </w:hyperlink>
       <w:r>
@@ -4619,24 +4271,14 @@
         </w:rPr>
         <w:t xml:space="preserve">2022: </w:t>
       </w:r>
-      <w:hyperlink r:id="rId41" w:history="1">
-        <w:proofErr w:type="spellStart"/>
+      <w:hyperlink r:id="rId46" w:history="1">
         <w:r>
           <w:rPr>
             <w:rStyle w:val="Hyperlink"/>
             <w:rFonts w:cs="Times New Roman"/>
             <w:szCs w:val="24"/>
           </w:rPr>
-          <w:t>Neurohack</w:t>
-        </w:r>
-        <w:proofErr w:type="spellEnd"/>
-        <w:r>
-          <w:rPr>
-            <w:rStyle w:val="Hyperlink"/>
-            <w:rFonts w:cs="Times New Roman"/>
-            <w:szCs w:val="24"/>
-          </w:rPr>
-          <w:t xml:space="preserve"> 2022</w:t>
+          <w:t>Neurohack 2022</w:t>
         </w:r>
       </w:hyperlink>
       <w:r>
@@ -4768,7 +4410,7 @@
         </w:rPr>
         <w:t xml:space="preserve">2020: </w:t>
       </w:r>
-      <w:hyperlink r:id="rId42" w:history="1">
+      <w:hyperlink r:id="rId47" w:history="1">
         <w:r>
           <w:rPr>
             <w:rStyle w:val="Hyperlink"/>
@@ -4885,23 +4527,7 @@
           <w:rFonts w:cs="Times New Roman"/>
           <w:szCs w:val="24"/>
         </w:rPr>
-        <w:t xml:space="preserve">2017: </w:t>
-      </w:r>
-      <w:proofErr w:type="spellStart"/>
-      <w:r>
-        <w:rPr>
-          <w:rFonts w:cs="Times New Roman"/>
-          <w:szCs w:val="24"/>
-        </w:rPr>
-        <w:t>Brainhack</w:t>
-      </w:r>
-      <w:proofErr w:type="spellEnd"/>
-      <w:r>
-        <w:rPr>
-          <w:rFonts w:cs="Times New Roman"/>
-          <w:szCs w:val="24"/>
-        </w:rPr>
-        <w:t xml:space="preserve"> 2017, Department of Psychology, University of York (UK).</w:t>
+        <w:t>2017: Brainhack 2017, Department of Psychology, University of York (UK).</w:t>
       </w:r>
     </w:p>
     <w:p>
@@ -4945,23 +4571,7 @@
           <w:rFonts w:cs="Times New Roman"/>
           <w:szCs w:val="24"/>
         </w:rPr>
-        <w:t xml:space="preserve">2016: Yorkshire’s </w:t>
-      </w:r>
-      <w:proofErr w:type="spellStart"/>
-      <w:r>
-        <w:rPr>
-          <w:rFonts w:cs="Times New Roman"/>
-          <w:szCs w:val="24"/>
-        </w:rPr>
-        <w:t>Venturefest</w:t>
-      </w:r>
-      <w:proofErr w:type="spellEnd"/>
-      <w:r>
-        <w:rPr>
-          <w:rFonts w:cs="Times New Roman"/>
-          <w:szCs w:val="24"/>
-        </w:rPr>
-        <w:t xml:space="preserve"> (UK).</w:t>
+        <w:t>2016: Yorkshire’s Venturefest (UK).</w:t>
       </w:r>
     </w:p>
     <w:p>
@@ -5190,9 +4800,8 @@
           <w:bCs/>
           <w:color w:val="1E497D"/>
         </w:rPr>
-        <w:t xml:space="preserve">Professor </w:t>
-      </w:r>
-      <w:proofErr w:type="spellStart"/>
+        <w:t xml:space="preserve">Dr. </w:t>
+      </w:r>
       <w:r>
         <w:rPr>
           <w:rFonts w:cs="Times New Roman"/>
@@ -5200,9 +4809,8 @@
           <w:bCs/>
           <w:color w:val="1E497D"/>
         </w:rPr>
-        <w:t>Dr.</w:t>
-      </w:r>
-      <w:proofErr w:type="spellEnd"/>
+        <w:t>Nicolai</w:t>
+      </w:r>
       <w:r>
         <w:rPr>
           <w:rFonts w:cs="Times New Roman"/>
@@ -5210,9 +4818,8 @@
           <w:bCs/>
           <w:color w:val="1E497D"/>
         </w:rPr>
-        <w:t xml:space="preserve"> Martin </w:t>
-      </w:r>
-      <w:proofErr w:type="spellStart"/>
+        <w:t xml:space="preserve"> </w:t>
+      </w:r>
       <w:r>
         <w:rPr>
           <w:rFonts w:cs="Times New Roman"/>
@@ -5220,9 +4827,8 @@
           <w:bCs/>
           <w:color w:val="1E497D"/>
         </w:rPr>
-        <w:t>Dichgans</w:t>
-      </w:r>
-      <w:proofErr w:type="spellEnd"/>
+        <w:t>Franzmeier</w:t>
+      </w:r>
       <w:r>
         <w:rPr>
           <w:rFonts w:cs="Times New Roman"/>
@@ -5239,37 +4845,118 @@
         <w:rPr>
           <w:rFonts w:cs="Times New Roman"/>
         </w:rPr>
-        <w:t>Ludwig-</w:t>
-      </w:r>
-      <w:proofErr w:type="spellStart"/>
-      <w:r>
-        <w:rPr>
-          <w:rFonts w:cs="Times New Roman"/>
-        </w:rPr>
-        <w:t>Maximilians</w:t>
-      </w:r>
-      <w:proofErr w:type="spellEnd"/>
-      <w:r>
-        <w:rPr>
-          <w:rFonts w:cs="Times New Roman"/>
-        </w:rPr>
-        <w:t xml:space="preserve">-University Munich Medical </w:t>
-      </w:r>
-      <w:proofErr w:type="spellStart"/>
-      <w:r>
-        <w:rPr>
-          <w:rFonts w:cs="Times New Roman"/>
-        </w:rPr>
-        <w:t>Center</w:t>
-      </w:r>
-      <w:proofErr w:type="spellEnd"/>
+        <w:t>Ludwig-Maximilians-University Munich Medical Center</w:t>
+      </w:r>
+      <w:r>
+        <w:rPr>
+          <w:rFonts w:cs="Times New Roman"/>
+        </w:rPr>
+        <w:t>, Germany</w:t>
+      </w:r>
+      <w:r>
+        <w:rPr>
+          <w:rFonts w:cs="Times New Roman"/>
+        </w:rPr>
+        <w:t xml:space="preserve">, </w:t>
+      </w:r>
+      <w:hyperlink r:id="rId48" w:history="1">
+        <w:r>
+          <w:rPr>
+            <w:rStyle w:val="Hyperlink"/>
+            <w:rFonts w:cs="Times New Roman"/>
+          </w:rPr>
+          <w:t>nicolai.franzmeier@med.uni-muenchen.de</w:t>
+        </w:r>
+      </w:hyperlink>
+      <w:r>
+        <w:rPr>
+          <w:rFonts w:cs="Times New Roman"/>
+        </w:rPr>
+        <w:t xml:space="preserve">, Tel: </w:t>
+      </w:r>
+      <w:r>
+        <w:rPr>
+          <w:rFonts w:cs="Times New Roman"/>
+        </w:rPr>
+        <w:t>+49 (0)89</w:t>
+      </w:r>
+      <w:r>
+        <w:rPr>
+          <w:rFonts w:cs="Times New Roman"/>
+        </w:rPr>
+        <w:t xml:space="preserve"> </w:t>
+      </w:r>
+      <w:r>
+        <w:rPr>
+          <w:rFonts w:cs="Times New Roman"/>
+        </w:rPr>
+        <w:t>4400</w:t>
+      </w:r>
+      <w:r>
+        <w:rPr>
+          <w:rFonts w:cs="Times New Roman"/>
+        </w:rPr>
+        <w:t xml:space="preserve"> </w:t>
+      </w:r>
+      <w:r>
+        <w:rPr>
+          <w:rFonts w:cs="Times New Roman"/>
+        </w:rPr>
+        <w:t>46</w:t>
+      </w:r>
+      <w:r>
+        <w:rPr>
+          <w:rFonts w:cs="Times New Roman"/>
+        </w:rPr>
+        <w:t>162</w:t>
+      </w:r>
+    </w:p>
+    <w:p>
+      <w:pPr>
+        <w:pStyle w:val="ListParagraph"/>
+        <w:numPr>
+          <w:ilvl w:val="0"/>
+          <w:numId w:val="42"/>
+        </w:numPr>
+        <w:rPr>
+          <w:rFonts w:cs="Times New Roman"/>
+        </w:rPr>
+      </w:pPr>
+      <w:r>
+        <w:rPr>
+          <w:rFonts w:cs="Times New Roman"/>
+          <w:b/>
+          <w:bCs/>
+          <w:color w:val="1E497D"/>
+        </w:rPr>
+        <w:lastRenderedPageBreak/>
+        <w:t>Professor Dr. Martin Dichgans</w:t>
+      </w:r>
+      <w:r>
+        <w:rPr>
+          <w:rFonts w:cs="Times New Roman"/>
+        </w:rPr>
+        <w:t>: Institute for Stroke and Dementia Research (ISD)</w:t>
+      </w:r>
+      <w:r>
+        <w:rPr>
+          <w:rFonts w:cs="Times New Roman"/>
+        </w:rPr>
+        <w:t xml:space="preserve">, </w:t>
+      </w:r>
+      <w:r>
+        <w:rPr>
+          <w:rFonts w:cs="Times New Roman"/>
+        </w:rPr>
+        <w:t>Ludwig-Maximilians-University Munich Medical Center</w:t>
+      </w:r>
       <w:r>
         <w:rPr>
           <w:rFonts w:cs="Times New Roman"/>
         </w:rPr>
         <w:t xml:space="preserve">, Germany, </w:t>
       </w:r>
-      <w:hyperlink r:id="rId43" w:history="1">
+      <w:hyperlink r:id="rId49" w:history="1">
         <w:r>
           <w:rPr>
             <w:rStyle w:val="Hyperlink"/>
@@ -5335,7 +5022,6 @@
           <w:bCs/>
           <w:color w:val="1E497D"/>
         </w:rPr>
-        <w:lastRenderedPageBreak/>
         <w:t>Professor Stephen L. Smith</w:t>
       </w:r>
       <w:r>
@@ -5364,7 +5050,7 @@
         </w:rPr>
         <w:t xml:space="preserve">, </w:t>
       </w:r>
-      <w:hyperlink r:id="rId44" w:history="1">
+      <w:hyperlink r:id="rId50" w:history="1">
         <w:r>
           <w:rPr>
             <w:rStyle w:val="Hyperlink"/>
@@ -5404,7 +5090,6 @@
           <w:rFonts w:cs="Times New Roman"/>
         </w:rPr>
       </w:pPr>
-      <w:proofErr w:type="spellStart"/>
       <w:r>
         <w:rPr>
           <w:rFonts w:cs="Times New Roman"/>
@@ -5412,9 +5097,8 @@
           <w:bCs/>
           <w:color w:val="1E497D"/>
         </w:rPr>
-        <w:t>Dr.</w:t>
-      </w:r>
-      <w:proofErr w:type="spellEnd"/>
+        <w:t xml:space="preserve">Dr. </w:t>
+      </w:r>
       <w:r>
         <w:rPr>
           <w:rFonts w:cs="Times New Roman"/>
@@ -5422,7 +5106,7 @@
           <w:bCs/>
           <w:color w:val="1E497D"/>
         </w:rPr>
-        <w:t xml:space="preserve"> </w:t>
+        <w:t xml:space="preserve">Gordon </w:t>
       </w:r>
       <w:r>
         <w:rPr>
@@ -5431,15 +5115,6 @@
           <w:bCs/>
           <w:color w:val="1E497D"/>
         </w:rPr>
-        <w:t xml:space="preserve">Gordon </w:t>
-      </w:r>
-      <w:r>
-        <w:rPr>
-          <w:rFonts w:cs="Times New Roman"/>
-          <w:b/>
-          <w:bCs/>
-          <w:color w:val="1E497D"/>
-        </w:rPr>
         <w:t>Waiter</w:t>
       </w:r>
       <w:r>
@@ -5468,7 +5143,7 @@
         </w:rPr>
         <w:t xml:space="preserve"> Institute of Medical Sciences, University of Aberdeen, UK, </w:t>
       </w:r>
-      <w:hyperlink r:id="rId45" w:history="1">
+      <w:hyperlink r:id="rId51" w:history="1">
         <w:r>
           <w:rPr>
             <w:rStyle w:val="Hyperlink"/>
@@ -5496,7 +5171,7 @@
       </w:r>
     </w:p>
     <w:sectPr>
-      <w:headerReference w:type="first" r:id="rId46"/>
+      <w:headerReference w:type="first" r:id="rId52"/>
       <w:pgSz w:w="11900" w:h="16840"/>
       <w:pgMar w:top="1440" w:right="821" w:bottom="628" w:left="873" w:header="709" w:footer="709" w:gutter="0"/>
       <w:cols w:space="708"/>
@@ -5554,7 +5229,6 @@
         <w:szCs w:val="21"/>
       </w:rPr>
     </w:pPr>
-    <w:proofErr w:type="spellStart"/>
     <w:r>
       <w:rPr>
         <w:b/>
@@ -5563,18 +5237,7 @@
         <w:sz w:val="36"/>
         <w:szCs w:val="32"/>
       </w:rPr>
-      <w:t>Dr.</w:t>
-    </w:r>
-    <w:proofErr w:type="spellEnd"/>
-    <w:r>
-      <w:rPr>
-        <w:b/>
-        <w:bCs/>
-        <w:color w:val="1E497D"/>
-        <w:sz w:val="36"/>
-        <w:szCs w:val="32"/>
-      </w:rPr>
-      <w:t xml:space="preserve"> </w:t>
+      <w:t xml:space="preserve">Dr. </w:t>
     </w:r>
     <w:r>
       <w:rPr>
@@ -5597,30 +5260,8 @@
       <w:rPr>
         <w:szCs w:val="21"/>
       </w:rPr>
-      <w:t>Ludwig-</w:t>
+      <w:t>Ludwig-Maximilians-University Munich Medical Center</w:t>
     </w:r>
-    <w:proofErr w:type="spellStart"/>
-    <w:r>
-      <w:rPr>
-        <w:szCs w:val="21"/>
-      </w:rPr>
-      <w:t>Maximilians</w:t>
-    </w:r>
-    <w:proofErr w:type="spellEnd"/>
-    <w:r>
-      <w:rPr>
-        <w:szCs w:val="21"/>
-      </w:rPr>
-      <w:t xml:space="preserve">-University Munich Medical </w:t>
-    </w:r>
-    <w:proofErr w:type="spellStart"/>
-    <w:r>
-      <w:rPr>
-        <w:szCs w:val="21"/>
-      </w:rPr>
-      <w:t>Center</w:t>
-    </w:r>
-    <w:proofErr w:type="spellEnd"/>
   </w:p>
   <w:p>
     <w:pPr>
